--- a/최종산출물/3.수행일지/4조 11월 4주차 수행일지1114.docx
+++ b/최종산출물/3.수행일지/4조 11월 4주차 수행일지1114.docx
@@ -14,7 +14,6 @@
           <w:szCs w:val="34"/>
         </w:rPr>
       </w:pPr>
-      <w:proofErr w:type="gramStart"/>
       <w:r>
         <w:rPr>
           <w:rFonts w:ascii="맑은 고딕" w:eastAsia="맑은 고딕" w:hAnsi="맑은 고딕" w:cs="맑은 고딕"/>
@@ -33,7 +32,6 @@
         </w:rPr>
         <w:t>11</w:t>
       </w:r>
-      <w:proofErr w:type="gramEnd"/>
       <w:r>
         <w:rPr>
           <w:rFonts w:ascii="맑은 고딕" w:eastAsia="맑은 고딕" w:hAnsi="맑은 고딕" w:cs="맑은 고딕"/>
@@ -68,27 +66,7 @@
           <w:sz w:val="34"/>
           <w:szCs w:val="34"/>
         </w:rPr>
-        <w:t xml:space="preserve">주차 프로젝트 수행 </w:t>
-      </w:r>
-      <w:proofErr w:type="gramStart"/>
-      <w:r>
-        <w:rPr>
-          <w:rFonts w:ascii="맑은 고딕" w:eastAsia="맑은 고딕" w:hAnsi="맑은 고딕" w:cs="맑은 고딕"/>
-          <w:b/>
-          <w:sz w:val="34"/>
-          <w:szCs w:val="34"/>
-        </w:rPr>
-        <w:t>일지 ]</w:t>
-      </w:r>
-      <w:proofErr w:type="gramEnd"/>
-      <w:r>
-        <w:rPr>
-          <w:rFonts w:ascii="맑은 고딕" w:eastAsia="맑은 고딕" w:hAnsi="맑은 고딕" w:cs="맑은 고딕"/>
-          <w:b/>
-          <w:sz w:val="34"/>
-          <w:szCs w:val="34"/>
-        </w:rPr>
-        <w:t xml:space="preserve"> </w:t>
+        <w:t xml:space="preserve">주차 프로젝트 수행 일지 ] </w:t>
       </w:r>
     </w:p>
     <w:p>
@@ -230,19 +208,8 @@
                 <w:sz w:val="20"/>
                 <w:szCs w:val="20"/>
               </w:rPr>
-              <w:t xml:space="preserve">프로젝트 </w:t>
-            </w:r>
-            <w:proofErr w:type="spellStart"/>
-            <w:r>
-              <w:rPr>
-                <w:rFonts w:ascii="맑은 고딕" w:eastAsia="맑은 고딕" w:hAnsi="맑은 고딕" w:cs="맑은 고딕"/>
-                <w:b/>
-                <w:sz w:val="20"/>
-                <w:szCs w:val="20"/>
-              </w:rPr>
-              <w:t>팀명</w:t>
-            </w:r>
-            <w:proofErr w:type="spellEnd"/>
+              <w:t>프로젝트 팀명</w:t>
+            </w:r>
           </w:p>
         </w:tc>
         <w:tc>
@@ -266,53 +233,12 @@
                 <w:szCs w:val="23"/>
               </w:rPr>
             </w:pPr>
-            <w:proofErr w:type="spellStart"/>
             <w:r>
               <w:rPr>
                 <w:sz w:val="23"/>
                 <w:szCs w:val="23"/>
               </w:rPr>
-              <w:t>Coco</w:t>
-            </w:r>
-            <w:proofErr w:type="spellEnd"/>
-            <w:r>
-              <w:rPr>
-                <w:sz w:val="23"/>
-                <w:szCs w:val="23"/>
-              </w:rPr>
-              <w:t xml:space="preserve"> (</w:t>
-            </w:r>
-            <w:proofErr w:type="spellStart"/>
-            <w:r>
-              <w:rPr>
-                <w:sz w:val="23"/>
-                <w:szCs w:val="23"/>
-              </w:rPr>
-              <w:t>Cosmetic</w:t>
-            </w:r>
-            <w:proofErr w:type="spellEnd"/>
-            <w:r>
-              <w:rPr>
-                <w:sz w:val="23"/>
-                <w:szCs w:val="23"/>
-              </w:rPr>
-              <w:t xml:space="preserve"> + </w:t>
-            </w:r>
-            <w:proofErr w:type="spellStart"/>
-            <w:r>
-              <w:rPr>
-                <w:sz w:val="23"/>
-                <w:szCs w:val="23"/>
-              </w:rPr>
-              <w:t>Comment</w:t>
-            </w:r>
-            <w:proofErr w:type="spellEnd"/>
-            <w:r>
-              <w:rPr>
-                <w:sz w:val="23"/>
-                <w:szCs w:val="23"/>
-              </w:rPr>
-              <w:t>)</w:t>
+              <w:t>Coco (Cosmetic + Comment)</w:t>
             </w:r>
           </w:p>
         </w:tc>
@@ -343,7 +269,6 @@
                 <w:tag w:val="goog_rdk_0"/>
                 <w:id w:val="1673375248"/>
               </w:sdtPr>
-              <w:sdtEndPr/>
               <w:sdtContent>
                 <w:r>
                   <w:rPr>
@@ -384,18 +309,8 @@
                 <w:sz w:val="20"/>
                 <w:szCs w:val="20"/>
               </w:rPr>
-              <w:t xml:space="preserve">팀장: </w:t>
-            </w:r>
-            <w:proofErr w:type="spellStart"/>
-            <w:r>
-              <w:rPr>
-                <w:rFonts w:ascii="맑은 고딕" w:eastAsia="맑은 고딕" w:hAnsi="맑은 고딕" w:cs="맑은 고딕" w:hint="eastAsia"/>
-                <w:sz w:val="20"/>
-                <w:szCs w:val="20"/>
-              </w:rPr>
-              <w:t>신태엽</w:t>
-            </w:r>
-            <w:proofErr w:type="spellEnd"/>
+              <w:t>팀장: 신태엽</w:t>
+            </w:r>
           </w:p>
           <w:p>
             <w:pPr>
@@ -413,70 +328,24 @@
                 <w:sz w:val="20"/>
                 <w:szCs w:val="20"/>
               </w:rPr>
-              <w:t xml:space="preserve">팀원: </w:t>
-            </w:r>
-            <w:proofErr w:type="spellStart"/>
+              <w:t>팀원: 이규리, 이준범,</w:t>
+            </w:r>
             <w:r>
               <w:rPr>
                 <w:rFonts w:ascii="맑은 고딕" w:eastAsia="맑은 고딕" w:hAnsi="맑은 고딕" w:cs="맑은 고딕" w:hint="eastAsia"/>
                 <w:sz w:val="20"/>
                 <w:szCs w:val="20"/>
               </w:rPr>
-              <w:t>이규리</w:t>
-            </w:r>
-            <w:proofErr w:type="spellEnd"/>
+              <w:t xml:space="preserve"> 임응규,</w:t>
+            </w:r>
             <w:r>
               <w:rPr>
                 <w:rFonts w:ascii="맑은 고딕" w:eastAsia="맑은 고딕" w:hAnsi="맑은 고딕" w:cs="맑은 고딕" w:hint="eastAsia"/>
                 <w:sz w:val="20"/>
                 <w:szCs w:val="20"/>
               </w:rPr>
-              <w:t>, 이준범,</w:t>
-            </w:r>
-            <w:r>
-              <w:rPr>
-                <w:rFonts w:ascii="맑은 고딕" w:eastAsia="맑은 고딕" w:hAnsi="맑은 고딕" w:cs="맑은 고딕" w:hint="eastAsia"/>
-                <w:sz w:val="20"/>
-                <w:szCs w:val="20"/>
-              </w:rPr>
-              <w:t xml:space="preserve"> </w:t>
-            </w:r>
-            <w:proofErr w:type="spellStart"/>
-            <w:r>
-              <w:rPr>
-                <w:rFonts w:ascii="맑은 고딕" w:eastAsia="맑은 고딕" w:hAnsi="맑은 고딕" w:cs="맑은 고딕" w:hint="eastAsia"/>
-                <w:sz w:val="20"/>
-                <w:szCs w:val="20"/>
-              </w:rPr>
-              <w:t>임응규</w:t>
-            </w:r>
-            <w:proofErr w:type="spellEnd"/>
-            <w:r>
-              <w:rPr>
-                <w:rFonts w:ascii="맑은 고딕" w:eastAsia="맑은 고딕" w:hAnsi="맑은 고딕" w:cs="맑은 고딕" w:hint="eastAsia"/>
-                <w:sz w:val="20"/>
-                <w:szCs w:val="20"/>
-              </w:rPr>
-              <w:t>,</w:t>
-            </w:r>
-            <w:r>
-              <w:rPr>
-                <w:rFonts w:ascii="맑은 고딕" w:eastAsia="맑은 고딕" w:hAnsi="맑은 고딕" w:cs="맑은 고딕" w:hint="eastAsia"/>
-                <w:sz w:val="20"/>
-                <w:szCs w:val="20"/>
-              </w:rPr>
-              <w:t xml:space="preserve"> 최승훈, </w:t>
-            </w:r>
-            <w:proofErr w:type="spellStart"/>
-            <w:r>
-              <w:rPr>
-                <w:rFonts w:ascii="맑은 고딕" w:eastAsia="맑은 고딕" w:hAnsi="맑은 고딕" w:cs="맑은 고딕" w:hint="eastAsia"/>
-                <w:sz w:val="20"/>
-                <w:szCs w:val="20"/>
-              </w:rPr>
-              <w:t>추현민</w:t>
-            </w:r>
-            <w:proofErr w:type="spellEnd"/>
+              <w:t xml:space="preserve"> 최승훈, 추현민</w:t>
+            </w:r>
           </w:p>
         </w:tc>
       </w:tr>
@@ -499,7 +368,6 @@
         </w:rPr>
         <w:t xml:space="preserve">※ 프로젝트 수행 일지는 </w:t>
       </w:r>
-      <w:proofErr w:type="gramStart"/>
       <w:r>
         <w:rPr>
           <w:rFonts w:ascii="맑은 고딕" w:eastAsia="맑은 고딕" w:hAnsi="맑은 고딕" w:cs="맑은 고딕"/>
@@ -507,17 +375,7 @@
           <w:szCs w:val="16"/>
           <w:u w:val="single"/>
         </w:rPr>
-        <w:t>매 주</w:t>
-      </w:r>
-      <w:proofErr w:type="gramEnd"/>
-      <w:r>
-        <w:rPr>
-          <w:rFonts w:ascii="맑은 고딕" w:eastAsia="맑은 고딕" w:hAnsi="맑은 고딕" w:cs="맑은 고딕"/>
-          <w:sz w:val="16"/>
-          <w:szCs w:val="16"/>
-          <w:u w:val="single"/>
-        </w:rPr>
-        <w:t xml:space="preserve"> 금요일</w:t>
+        <w:t>매 주 금요일</w:t>
       </w:r>
       <w:r>
         <w:rPr>
@@ -828,29 +686,7 @@
                 <w:szCs w:val="20"/>
                 <w:lang w:val="en-US"/>
               </w:rPr>
-              <w:t xml:space="preserve">API </w:t>
-            </w:r>
-            <w:proofErr w:type="spellStart"/>
-            <w:r>
-              <w:rPr>
-                <w:rFonts w:ascii="맑은 고딕" w:eastAsia="맑은 고딕" w:hAnsi="맑은 고딕" w:cs="맑은 고딕"/>
-                <w:b/>
-                <w:sz w:val="20"/>
-                <w:szCs w:val="20"/>
-                <w:lang w:val="en-US"/>
-              </w:rPr>
-              <w:t>엔드포인트</w:t>
-            </w:r>
-            <w:proofErr w:type="spellEnd"/>
-            <w:r>
-              <w:rPr>
-                <w:rFonts w:ascii="맑은 고딕" w:eastAsia="맑은 고딕" w:hAnsi="맑은 고딕" w:cs="맑은 고딕"/>
-                <w:b/>
-                <w:sz w:val="20"/>
-                <w:szCs w:val="20"/>
-                <w:lang w:val="en-US"/>
-              </w:rPr>
-              <w:t xml:space="preserve"> 구현 </w:t>
+              <w:t xml:space="preserve">API 엔드포인트 구현 </w:t>
             </w:r>
           </w:p>
           <w:p>
@@ -868,149 +704,15 @@
                 <w:lang w:val="en-US"/>
               </w:rPr>
             </w:pPr>
-            <w:proofErr w:type="spellStart"/>
-            <w:r>
-              <w:rPr>
-                <w:rFonts w:ascii="맑은 고딕" w:eastAsia="맑은 고딕" w:hAnsi="맑은 고딕" w:cs="맑은 고딕"/>
-                <w:b/>
-                <w:sz w:val="20"/>
-                <w:szCs w:val="20"/>
-                <w:lang w:val="en-US"/>
-              </w:rPr>
-              <w:t>get</w:t>
-            </w:r>
-            <w:proofErr w:type="spellEnd"/>
-            <w:r>
-              <w:rPr>
-                <w:rFonts w:ascii="맑은 고딕" w:eastAsia="맑은 고딕" w:hAnsi="맑은 고딕" w:cs="맑은 고딕"/>
-                <w:b/>
-                <w:sz w:val="20"/>
-                <w:szCs w:val="20"/>
-                <w:lang w:val="en-US"/>
-              </w:rPr>
-              <w:t xml:space="preserve">: </w:t>
-            </w:r>
-            <w:proofErr w:type="spellStart"/>
-            <w:r>
-              <w:rPr>
-                <w:rFonts w:ascii="맑은 고딕" w:eastAsia="맑은 고딕" w:hAnsi="맑은 고딕" w:cs="맑은 고딕"/>
-                <w:b/>
-                <w:sz w:val="20"/>
-                <w:szCs w:val="20"/>
-                <w:lang w:val="en-US"/>
-              </w:rPr>
-              <w:t>coco</w:t>
-            </w:r>
-            <w:proofErr w:type="spellEnd"/>
-            <w:r>
-              <w:rPr>
-                <w:rFonts w:ascii="맑은 고딕" w:eastAsia="맑은 고딕" w:hAnsi="맑은 고딕" w:cs="맑은 고딕"/>
-                <w:b/>
-                <w:sz w:val="20"/>
-                <w:szCs w:val="20"/>
-                <w:lang w:val="en-US"/>
-              </w:rPr>
-              <w:t>/</w:t>
-            </w:r>
-            <w:proofErr w:type="spellStart"/>
-            <w:r>
-              <w:rPr>
-                <w:rFonts w:ascii="맑은 고딕" w:eastAsia="맑은 고딕" w:hAnsi="맑은 고딕" w:cs="맑은 고딕"/>
-                <w:b/>
-                <w:sz w:val="20"/>
-                <w:szCs w:val="20"/>
-                <w:lang w:val="en-US"/>
-              </w:rPr>
-              <w:t>member</w:t>
-            </w:r>
-            <w:proofErr w:type="spellEnd"/>
-            <w:r>
-              <w:rPr>
-                <w:rFonts w:ascii="맑은 고딕" w:eastAsia="맑은 고딕" w:hAnsi="맑은 고딕" w:cs="맑은 고딕"/>
-                <w:b/>
-                <w:sz w:val="20"/>
-                <w:szCs w:val="20"/>
-                <w:lang w:val="en-US"/>
-              </w:rPr>
-              <w:t>/</w:t>
-            </w:r>
-            <w:proofErr w:type="spellStart"/>
-            <w:r>
-              <w:rPr>
-                <w:rFonts w:ascii="맑은 고딕" w:eastAsia="맑은 고딕" w:hAnsi="맑은 고딕" w:cs="맑은 고딕"/>
-                <w:b/>
-                <w:sz w:val="20"/>
-                <w:szCs w:val="20"/>
-                <w:lang w:val="en-US"/>
-              </w:rPr>
-              <w:t>cart</w:t>
-            </w:r>
-            <w:proofErr w:type="spellEnd"/>
-            <w:r>
-              <w:rPr>
-                <w:rFonts w:ascii="맑은 고딕" w:eastAsia="맑은 고딕" w:hAnsi="맑은 고딕" w:cs="맑은 고딕"/>
-                <w:b/>
-                <w:sz w:val="20"/>
-                <w:szCs w:val="20"/>
-                <w:lang w:val="en-US"/>
-              </w:rPr>
-              <w:t>/</w:t>
-            </w:r>
-            <w:proofErr w:type="spellStart"/>
-            <w:r>
-              <w:rPr>
-                <w:rFonts w:ascii="맑은 고딕" w:eastAsia="맑은 고딕" w:hAnsi="맑은 고딕" w:cs="맑은 고딕"/>
-                <w:b/>
-                <w:sz w:val="20"/>
-                <w:szCs w:val="20"/>
-                <w:lang w:val="en-US"/>
-              </w:rPr>
-              <w:t>items</w:t>
-            </w:r>
-            <w:proofErr w:type="spellEnd"/>
-            <w:r>
-              <w:rPr>
-                <w:rFonts w:ascii="맑은 고딕" w:eastAsia="맑은 고딕" w:hAnsi="맑은 고딕" w:cs="맑은 고딕"/>
-                <w:b/>
-                <w:sz w:val="20"/>
-                <w:szCs w:val="20"/>
-                <w:lang w:val="en-US"/>
-              </w:rPr>
-              <w:t>/{</w:t>
-            </w:r>
-            <w:proofErr w:type="spellStart"/>
-            <w:r>
-              <w:rPr>
-                <w:rFonts w:ascii="맑은 고딕" w:eastAsia="맑은 고딕" w:hAnsi="맑은 고딕" w:cs="맑은 고딕"/>
-                <w:b/>
-                <w:sz w:val="20"/>
-                <w:szCs w:val="20"/>
-                <w:lang w:val="en-US"/>
-              </w:rPr>
-              <w:t>memNo</w:t>
-            </w:r>
-            <w:proofErr w:type="spellEnd"/>
-            <w:proofErr w:type="gramStart"/>
-            <w:r>
-              <w:rPr>
-                <w:rFonts w:ascii="맑은 고딕" w:eastAsia="맑은 고딕" w:hAnsi="맑은 고딕" w:cs="맑은 고딕"/>
-                <w:b/>
-                <w:sz w:val="20"/>
-                <w:szCs w:val="20"/>
-                <w:lang w:val="en-US"/>
-              </w:rPr>
-              <w:t>} :</w:t>
-            </w:r>
-            <w:proofErr w:type="gramEnd"/>
-            <w:r>
-              <w:rPr>
-                <w:rFonts w:ascii="맑은 고딕" w:eastAsia="맑은 고딕" w:hAnsi="맑은 고딕" w:cs="맑은 고딕"/>
-                <w:b/>
-                <w:sz w:val="20"/>
-                <w:szCs w:val="20"/>
-                <w:lang w:val="en-US"/>
-              </w:rPr>
-              <w:t xml:space="preserve"> 사용자 장바구니 조회</w:t>
+            <w:r>
+              <w:rPr>
+                <w:rFonts w:ascii="맑은 고딕" w:eastAsia="맑은 고딕" w:hAnsi="맑은 고딕" w:cs="맑은 고딕"/>
+                <w:b/>
+                <w:sz w:val="20"/>
+                <w:szCs w:val="20"/>
+                <w:lang w:val="en-US"/>
+              </w:rPr>
+              <w:t>get: coco/member/cart/items/{memNo} : 사용자 장바구니 조회</w:t>
             </w:r>
           </w:p>
           <w:p>
@@ -1036,29 +738,7 @@
                 <w:szCs w:val="20"/>
                 <w:lang w:val="en-US"/>
               </w:rPr>
-              <w:t>post: coco/member/cart/</w:t>
-            </w:r>
-            <w:proofErr w:type="gramStart"/>
-            <w:r>
-              <w:rPr>
-                <w:rFonts w:ascii="맑은 고딕" w:eastAsia="맑은 고딕" w:hAnsi="맑은 고딕" w:cs="맑은 고딕"/>
-                <w:b/>
-                <w:sz w:val="20"/>
-                <w:szCs w:val="20"/>
-                <w:lang w:val="en-US"/>
-              </w:rPr>
-              <w:t>items :</w:t>
-            </w:r>
-            <w:proofErr w:type="gramEnd"/>
-            <w:r>
-              <w:rPr>
-                <w:rFonts w:ascii="맑은 고딕" w:eastAsia="맑은 고딕" w:hAnsi="맑은 고딕" w:cs="맑은 고딕"/>
-                <w:b/>
-                <w:sz w:val="20"/>
-                <w:szCs w:val="20"/>
-                <w:lang w:val="en-US"/>
-              </w:rPr>
-              <w:t xml:space="preserve"> 상품 추가</w:t>
+              <w:t>post: coco/member/cart/items : 상품 추가</w:t>
             </w:r>
           </w:p>
           <w:p>
@@ -1076,129 +756,15 @@
                 <w:lang w:val="en-US"/>
               </w:rPr>
             </w:pPr>
-            <w:proofErr w:type="spellStart"/>
-            <w:proofErr w:type="gramStart"/>
-            <w:r>
-              <w:rPr>
-                <w:rFonts w:ascii="맑은 고딕" w:eastAsia="맑은 고딕" w:hAnsi="맑은 고딕" w:cs="맑은 고딕"/>
-                <w:b/>
-                <w:sz w:val="20"/>
-                <w:szCs w:val="20"/>
-                <w:lang w:val="en-US"/>
-              </w:rPr>
-              <w:t>patch:coco</w:t>
-            </w:r>
-            <w:proofErr w:type="spellEnd"/>
-            <w:proofErr w:type="gramEnd"/>
-            <w:r>
-              <w:rPr>
-                <w:rFonts w:ascii="맑은 고딕" w:eastAsia="맑은 고딕" w:hAnsi="맑은 고딕" w:cs="맑은 고딕"/>
-                <w:b/>
-                <w:sz w:val="20"/>
-                <w:szCs w:val="20"/>
-                <w:lang w:val="en-US"/>
-              </w:rPr>
-              <w:t>/</w:t>
-            </w:r>
-            <w:proofErr w:type="spellStart"/>
-            <w:r>
-              <w:rPr>
-                <w:rFonts w:ascii="맑은 고딕" w:eastAsia="맑은 고딕" w:hAnsi="맑은 고딕" w:cs="맑은 고딕"/>
-                <w:b/>
-                <w:sz w:val="20"/>
-                <w:szCs w:val="20"/>
-                <w:lang w:val="en-US"/>
-              </w:rPr>
-              <w:t>member</w:t>
-            </w:r>
-            <w:proofErr w:type="spellEnd"/>
-            <w:r>
-              <w:rPr>
-                <w:rFonts w:ascii="맑은 고딕" w:eastAsia="맑은 고딕" w:hAnsi="맑은 고딕" w:cs="맑은 고딕"/>
-                <w:b/>
-                <w:sz w:val="20"/>
-                <w:szCs w:val="20"/>
-                <w:lang w:val="en-US"/>
-              </w:rPr>
-              <w:t>/</w:t>
-            </w:r>
-            <w:proofErr w:type="spellStart"/>
-            <w:r>
-              <w:rPr>
-                <w:rFonts w:ascii="맑은 고딕" w:eastAsia="맑은 고딕" w:hAnsi="맑은 고딕" w:cs="맑은 고딕"/>
-                <w:b/>
-                <w:sz w:val="20"/>
-                <w:szCs w:val="20"/>
-                <w:lang w:val="en-US"/>
-              </w:rPr>
-              <w:t>cart</w:t>
-            </w:r>
-            <w:proofErr w:type="spellEnd"/>
-            <w:r>
-              <w:rPr>
-                <w:rFonts w:ascii="맑은 고딕" w:eastAsia="맑은 고딕" w:hAnsi="맑은 고딕" w:cs="맑은 고딕"/>
-                <w:b/>
-                <w:sz w:val="20"/>
-                <w:szCs w:val="20"/>
-                <w:lang w:val="en-US"/>
-              </w:rPr>
-              <w:t>/</w:t>
-            </w:r>
-            <w:proofErr w:type="spellStart"/>
-            <w:r>
-              <w:rPr>
-                <w:rFonts w:ascii="맑은 고딕" w:eastAsia="맑은 고딕" w:hAnsi="맑은 고딕" w:cs="맑은 고딕"/>
-                <w:b/>
-                <w:sz w:val="20"/>
-                <w:szCs w:val="20"/>
-                <w:lang w:val="en-US"/>
-              </w:rPr>
-              <w:t>items</w:t>
-            </w:r>
-            <w:proofErr w:type="spellEnd"/>
-            <w:r>
-              <w:rPr>
-                <w:rFonts w:ascii="맑은 고딕" w:eastAsia="맑은 고딕" w:hAnsi="맑은 고딕" w:cs="맑은 고딕"/>
-                <w:b/>
-                <w:sz w:val="20"/>
-                <w:szCs w:val="20"/>
-                <w:lang w:val="en-US"/>
-              </w:rPr>
-              <w:t>/{</w:t>
-            </w:r>
-            <w:proofErr w:type="spellStart"/>
-            <w:r>
-              <w:rPr>
-                <w:rFonts w:ascii="맑은 고딕" w:eastAsia="맑은 고딕" w:hAnsi="맑은 고딕" w:cs="맑은 고딕"/>
-                <w:b/>
-                <w:sz w:val="20"/>
-                <w:szCs w:val="20"/>
-                <w:lang w:val="en-US"/>
-              </w:rPr>
-              <w:t>cartNo</w:t>
-            </w:r>
-            <w:proofErr w:type="spellEnd"/>
-            <w:proofErr w:type="gramStart"/>
-            <w:r>
-              <w:rPr>
-                <w:rFonts w:ascii="맑은 고딕" w:eastAsia="맑은 고딕" w:hAnsi="맑은 고딕" w:cs="맑은 고딕"/>
-                <w:b/>
-                <w:sz w:val="20"/>
-                <w:szCs w:val="20"/>
-                <w:lang w:val="en-US"/>
-              </w:rPr>
-              <w:t>} :</w:t>
-            </w:r>
-            <w:proofErr w:type="gramEnd"/>
-            <w:r>
-              <w:rPr>
-                <w:rFonts w:ascii="맑은 고딕" w:eastAsia="맑은 고딕" w:hAnsi="맑은 고딕" w:cs="맑은 고딕"/>
-                <w:b/>
-                <w:sz w:val="20"/>
-                <w:szCs w:val="20"/>
-                <w:lang w:val="en-US"/>
-              </w:rPr>
-              <w:t xml:space="preserve"> 수량 변경</w:t>
+            <w:r>
+              <w:rPr>
+                <w:rFonts w:ascii="맑은 고딕" w:eastAsia="맑은 고딕" w:hAnsi="맑은 고딕" w:cs="맑은 고딕"/>
+                <w:b/>
+                <w:sz w:val="20"/>
+                <w:szCs w:val="20"/>
+                <w:lang w:val="en-US"/>
+              </w:rPr>
+              <w:t>patch:coco/member/cart/items/{cartNo} : 수량 변경</w:t>
             </w:r>
           </w:p>
           <w:p>
@@ -1216,129 +782,15 @@
                 <w:lang w:val="en-US"/>
               </w:rPr>
             </w:pPr>
-            <w:proofErr w:type="spellStart"/>
-            <w:proofErr w:type="gramStart"/>
-            <w:r>
-              <w:rPr>
-                <w:rFonts w:ascii="맑은 고딕" w:eastAsia="맑은 고딕" w:hAnsi="맑은 고딕" w:cs="맑은 고딕"/>
-                <w:b/>
-                <w:sz w:val="20"/>
-                <w:szCs w:val="20"/>
-                <w:lang w:val="en-US"/>
-              </w:rPr>
-              <w:t>delete:coco</w:t>
-            </w:r>
-            <w:proofErr w:type="spellEnd"/>
-            <w:proofErr w:type="gramEnd"/>
-            <w:r>
-              <w:rPr>
-                <w:rFonts w:ascii="맑은 고딕" w:eastAsia="맑은 고딕" w:hAnsi="맑은 고딕" w:cs="맑은 고딕"/>
-                <w:b/>
-                <w:sz w:val="20"/>
-                <w:szCs w:val="20"/>
-                <w:lang w:val="en-US"/>
-              </w:rPr>
-              <w:t>/</w:t>
-            </w:r>
-            <w:proofErr w:type="spellStart"/>
-            <w:r>
-              <w:rPr>
-                <w:rFonts w:ascii="맑은 고딕" w:eastAsia="맑은 고딕" w:hAnsi="맑은 고딕" w:cs="맑은 고딕"/>
-                <w:b/>
-                <w:sz w:val="20"/>
-                <w:szCs w:val="20"/>
-                <w:lang w:val="en-US"/>
-              </w:rPr>
-              <w:t>member</w:t>
-            </w:r>
-            <w:proofErr w:type="spellEnd"/>
-            <w:r>
-              <w:rPr>
-                <w:rFonts w:ascii="맑은 고딕" w:eastAsia="맑은 고딕" w:hAnsi="맑은 고딕" w:cs="맑은 고딕"/>
-                <w:b/>
-                <w:sz w:val="20"/>
-                <w:szCs w:val="20"/>
-                <w:lang w:val="en-US"/>
-              </w:rPr>
-              <w:t>/</w:t>
-            </w:r>
-            <w:proofErr w:type="spellStart"/>
-            <w:r>
-              <w:rPr>
-                <w:rFonts w:ascii="맑은 고딕" w:eastAsia="맑은 고딕" w:hAnsi="맑은 고딕" w:cs="맑은 고딕"/>
-                <w:b/>
-                <w:sz w:val="20"/>
-                <w:szCs w:val="20"/>
-                <w:lang w:val="en-US"/>
-              </w:rPr>
-              <w:t>cart</w:t>
-            </w:r>
-            <w:proofErr w:type="spellEnd"/>
-            <w:r>
-              <w:rPr>
-                <w:rFonts w:ascii="맑은 고딕" w:eastAsia="맑은 고딕" w:hAnsi="맑은 고딕" w:cs="맑은 고딕"/>
-                <w:b/>
-                <w:sz w:val="20"/>
-                <w:szCs w:val="20"/>
-                <w:lang w:val="en-US"/>
-              </w:rPr>
-              <w:t>/</w:t>
-            </w:r>
-            <w:proofErr w:type="spellStart"/>
-            <w:r>
-              <w:rPr>
-                <w:rFonts w:ascii="맑은 고딕" w:eastAsia="맑은 고딕" w:hAnsi="맑은 고딕" w:cs="맑은 고딕"/>
-                <w:b/>
-                <w:sz w:val="20"/>
-                <w:szCs w:val="20"/>
-                <w:lang w:val="en-US"/>
-              </w:rPr>
-              <w:t>items</w:t>
-            </w:r>
-            <w:proofErr w:type="spellEnd"/>
-            <w:r>
-              <w:rPr>
-                <w:rFonts w:ascii="맑은 고딕" w:eastAsia="맑은 고딕" w:hAnsi="맑은 고딕" w:cs="맑은 고딕"/>
-                <w:b/>
-                <w:sz w:val="20"/>
-                <w:szCs w:val="20"/>
-                <w:lang w:val="en-US"/>
-              </w:rPr>
-              <w:t>{</w:t>
-            </w:r>
-            <w:proofErr w:type="spellStart"/>
-            <w:r>
-              <w:rPr>
-                <w:rFonts w:ascii="맑은 고딕" w:eastAsia="맑은 고딕" w:hAnsi="맑은 고딕" w:cs="맑은 고딕"/>
-                <w:b/>
-                <w:sz w:val="20"/>
-                <w:szCs w:val="20"/>
-                <w:lang w:val="en-US"/>
-              </w:rPr>
-              <w:t>cartNo</w:t>
-            </w:r>
-            <w:proofErr w:type="spellEnd"/>
-            <w:proofErr w:type="gramStart"/>
-            <w:r>
-              <w:rPr>
-                <w:rFonts w:ascii="맑은 고딕" w:eastAsia="맑은 고딕" w:hAnsi="맑은 고딕" w:cs="맑은 고딕"/>
-                <w:b/>
-                <w:sz w:val="20"/>
-                <w:szCs w:val="20"/>
-                <w:lang w:val="en-US"/>
-              </w:rPr>
-              <w:t>} :</w:t>
-            </w:r>
-            <w:proofErr w:type="gramEnd"/>
-            <w:r>
-              <w:rPr>
-                <w:rFonts w:ascii="맑은 고딕" w:eastAsia="맑은 고딕" w:hAnsi="맑은 고딕" w:cs="맑은 고딕"/>
-                <w:b/>
-                <w:sz w:val="20"/>
-                <w:szCs w:val="20"/>
-                <w:lang w:val="en-US"/>
-              </w:rPr>
-              <w:t xml:space="preserve"> 항목 삭제</w:t>
+            <w:r>
+              <w:rPr>
+                <w:rFonts w:ascii="맑은 고딕" w:eastAsia="맑은 고딕" w:hAnsi="맑은 고딕" w:cs="맑은 고딕"/>
+                <w:b/>
+                <w:sz w:val="20"/>
+                <w:szCs w:val="20"/>
+                <w:lang w:val="en-US"/>
+              </w:rPr>
+              <w:t>delete:coco/member/cart/items{cartNo} : 항목 삭제</w:t>
             </w:r>
           </w:p>
           <w:p>
@@ -1356,171 +808,15 @@
                 <w:lang w:val="en-US"/>
               </w:rPr>
             </w:pPr>
-            <w:proofErr w:type="spellStart"/>
-            <w:r>
-              <w:rPr>
-                <w:rFonts w:ascii="맑은 고딕" w:eastAsia="맑은 고딕" w:hAnsi="맑은 고딕" w:cs="맑은 고딕"/>
-                <w:b/>
-                <w:sz w:val="20"/>
-                <w:szCs w:val="20"/>
-                <w:lang w:val="en-US"/>
-              </w:rPr>
-              <w:t>delete</w:t>
-            </w:r>
-            <w:proofErr w:type="spellEnd"/>
-            <w:r>
-              <w:rPr>
-                <w:rFonts w:ascii="맑은 고딕" w:eastAsia="맑은 고딕" w:hAnsi="맑은 고딕" w:cs="맑은 고딕"/>
-                <w:b/>
-                <w:sz w:val="20"/>
-                <w:szCs w:val="20"/>
-                <w:lang w:val="en-US"/>
-              </w:rPr>
-              <w:t>:/</w:t>
-            </w:r>
-            <w:proofErr w:type="spellStart"/>
-            <w:r>
-              <w:rPr>
-                <w:rFonts w:ascii="맑은 고딕" w:eastAsia="맑은 고딕" w:hAnsi="맑은 고딕" w:cs="맑은 고딕"/>
-                <w:b/>
-                <w:sz w:val="20"/>
-                <w:szCs w:val="20"/>
-                <w:lang w:val="en-US"/>
-              </w:rPr>
-              <w:t>coco</w:t>
-            </w:r>
-            <w:proofErr w:type="spellEnd"/>
-            <w:r>
-              <w:rPr>
-                <w:rFonts w:ascii="맑은 고딕" w:eastAsia="맑은 고딕" w:hAnsi="맑은 고딕" w:cs="맑은 고딕"/>
-                <w:b/>
-                <w:sz w:val="20"/>
-                <w:szCs w:val="20"/>
-                <w:lang w:val="en-US"/>
-              </w:rPr>
-              <w:t>/</w:t>
-            </w:r>
-            <w:proofErr w:type="spellStart"/>
-            <w:r>
-              <w:rPr>
-                <w:rFonts w:ascii="맑은 고딕" w:eastAsia="맑은 고딕" w:hAnsi="맑은 고딕" w:cs="맑은 고딕"/>
-                <w:b/>
-                <w:sz w:val="20"/>
-                <w:szCs w:val="20"/>
-                <w:lang w:val="en-US"/>
-              </w:rPr>
-              <w:t>members</w:t>
-            </w:r>
-            <w:proofErr w:type="spellEnd"/>
-            <w:r>
-              <w:rPr>
-                <w:rFonts w:ascii="맑은 고딕" w:eastAsia="맑은 고딕" w:hAnsi="맑은 고딕" w:cs="맑은 고딕"/>
-                <w:b/>
-                <w:sz w:val="20"/>
-                <w:szCs w:val="20"/>
-                <w:lang w:val="en-US"/>
-              </w:rPr>
-              <w:t>/</w:t>
-            </w:r>
-            <w:proofErr w:type="spellStart"/>
-            <w:r>
-              <w:rPr>
-                <w:rFonts w:ascii="맑은 고딕" w:eastAsia="맑은 고딕" w:hAnsi="맑은 고딕" w:cs="맑은 고딕"/>
-                <w:b/>
-                <w:sz w:val="20"/>
-                <w:szCs w:val="20"/>
-                <w:lang w:val="en-US"/>
-              </w:rPr>
-              <w:t>cart</w:t>
-            </w:r>
-            <w:proofErr w:type="spellEnd"/>
-            <w:r>
-              <w:rPr>
-                <w:rFonts w:ascii="맑은 고딕" w:eastAsia="맑은 고딕" w:hAnsi="맑은 고딕" w:cs="맑은 고딕"/>
-                <w:b/>
-                <w:sz w:val="20"/>
-                <w:szCs w:val="20"/>
-                <w:lang w:val="en-US"/>
-              </w:rPr>
-              <w:t>/</w:t>
-            </w:r>
-            <w:proofErr w:type="spellStart"/>
-            <w:r>
-              <w:rPr>
-                <w:rFonts w:ascii="맑은 고딕" w:eastAsia="맑은 고딕" w:hAnsi="맑은 고딕" w:cs="맑은 고딕"/>
-                <w:b/>
-                <w:sz w:val="20"/>
-                <w:szCs w:val="20"/>
-                <w:lang w:val="en-US"/>
-              </w:rPr>
-              <w:t>items</w:t>
-            </w:r>
-            <w:proofErr w:type="spellEnd"/>
-            <w:r>
-              <w:rPr>
-                <w:rFonts w:ascii="맑은 고딕" w:eastAsia="맑은 고딕" w:hAnsi="맑은 고딕" w:cs="맑은 고딕"/>
-                <w:b/>
-                <w:sz w:val="20"/>
-                <w:szCs w:val="20"/>
-                <w:lang w:val="en-US"/>
-              </w:rPr>
-              <w:t>/</w:t>
-            </w:r>
-            <w:proofErr w:type="spellStart"/>
-            <w:r>
-              <w:rPr>
-                <w:rFonts w:ascii="맑은 고딕" w:eastAsia="맑은 고딕" w:hAnsi="맑은 고딕" w:cs="맑은 고딕"/>
-                <w:b/>
-                <w:sz w:val="20"/>
-                <w:szCs w:val="20"/>
-                <w:lang w:val="en-US"/>
-              </w:rPr>
-              <w:t>clear</w:t>
-            </w:r>
-            <w:proofErr w:type="spellEnd"/>
-            <w:r>
-              <w:rPr>
-                <w:rFonts w:ascii="맑은 고딕" w:eastAsia="맑은 고딕" w:hAnsi="맑은 고딕" w:cs="맑은 고딕"/>
-                <w:b/>
-                <w:sz w:val="20"/>
-                <w:szCs w:val="20"/>
-                <w:lang w:val="en-US"/>
-              </w:rPr>
-              <w:t>/{</w:t>
-            </w:r>
-            <w:proofErr w:type="spellStart"/>
-            <w:r>
-              <w:rPr>
-                <w:rFonts w:ascii="맑은 고딕" w:eastAsia="맑은 고딕" w:hAnsi="맑은 고딕" w:cs="맑은 고딕"/>
-                <w:b/>
-                <w:sz w:val="20"/>
-                <w:szCs w:val="20"/>
-                <w:lang w:val="en-US"/>
-              </w:rPr>
-              <w:t>memNo</w:t>
-            </w:r>
-            <w:proofErr w:type="spellEnd"/>
-            <w:proofErr w:type="gramStart"/>
-            <w:r>
-              <w:rPr>
-                <w:rFonts w:ascii="맑은 고딕" w:eastAsia="맑은 고딕" w:hAnsi="맑은 고딕" w:cs="맑은 고딕"/>
-                <w:b/>
-                <w:sz w:val="20"/>
-                <w:szCs w:val="20"/>
-                <w:lang w:val="en-US"/>
-              </w:rPr>
-              <w:t>} :</w:t>
-            </w:r>
-            <w:proofErr w:type="gramEnd"/>
-            <w:r>
-              <w:rPr>
-                <w:rFonts w:ascii="맑은 고딕" w:eastAsia="맑은 고딕" w:hAnsi="맑은 고딕" w:cs="맑은 고딕"/>
-                <w:b/>
-                <w:sz w:val="20"/>
-                <w:szCs w:val="20"/>
-                <w:lang w:val="en-US"/>
-              </w:rPr>
-              <w:t xml:space="preserve"> 전체 항목 삭제</w:t>
+            <w:r>
+              <w:rPr>
+                <w:rFonts w:ascii="맑은 고딕" w:eastAsia="맑은 고딕" w:hAnsi="맑은 고딕" w:cs="맑은 고딕"/>
+                <w:b/>
+                <w:sz w:val="20"/>
+                <w:szCs w:val="20"/>
+                <w:lang w:val="en-US"/>
+              </w:rPr>
+              <w:t>delete:/coco/members/cart/items/clear/{memNo} : 전체 항목 삭제</w:t>
             </w:r>
           </w:p>
           <w:p>
@@ -1567,25 +863,14 @@
                 <w:lang w:val="en-US"/>
               </w:rPr>
             </w:pPr>
-            <w:proofErr w:type="spellStart"/>
-            <w:r>
-              <w:rPr>
-                <w:rFonts w:ascii="맑은 고딕" w:eastAsia="맑은 고딕" w:hAnsi="맑은 고딕" w:cs="맑은 고딕"/>
-                <w:b/>
-                <w:sz w:val="20"/>
-                <w:szCs w:val="20"/>
-              </w:rPr>
-              <w:t>프론트엔드에서</w:t>
-            </w:r>
-            <w:proofErr w:type="spellEnd"/>
-            <w:r>
-              <w:rPr>
-                <w:rFonts w:ascii="맑은 고딕" w:eastAsia="맑은 고딕" w:hAnsi="맑은 고딕" w:cs="맑은 고딕"/>
-                <w:b/>
-                <w:sz w:val="20"/>
-                <w:szCs w:val="20"/>
-              </w:rPr>
-              <w:t xml:space="preserve"> 전달되는 상품 ID, 수량 데이터를 기반으로 CRUD 동작 검증</w:t>
+            <w:r>
+              <w:rPr>
+                <w:rFonts w:ascii="맑은 고딕" w:eastAsia="맑은 고딕" w:hAnsi="맑은 고딕" w:cs="맑은 고딕"/>
+                <w:b/>
+                <w:sz w:val="20"/>
+                <w:szCs w:val="20"/>
+              </w:rPr>
+              <w:t>프론트엔드에서 전달되는 상품 ID, 수량 데이터를 기반으로 CRUD 동작 검증</w:t>
             </w:r>
           </w:p>
           <w:p>
@@ -1603,25 +888,14 @@
                 <w:lang w:val="en-US"/>
               </w:rPr>
             </w:pPr>
-            <w:proofErr w:type="spellStart"/>
-            <w:r>
-              <w:rPr>
-                <w:rFonts w:ascii="맑은 고딕" w:eastAsia="맑은 고딕" w:hAnsi="맑은 고딕" w:cs="맑은 고딕"/>
-                <w:b/>
-                <w:sz w:val="20"/>
-                <w:szCs w:val="20"/>
-              </w:rPr>
-              <w:t>mypage에</w:t>
-            </w:r>
-            <w:proofErr w:type="spellEnd"/>
-            <w:r>
-              <w:rPr>
-                <w:rFonts w:ascii="맑은 고딕" w:eastAsia="맑은 고딕" w:hAnsi="맑은 고딕" w:cs="맑은 고딕"/>
-                <w:b/>
-                <w:sz w:val="20"/>
-                <w:szCs w:val="20"/>
-              </w:rPr>
-              <w:t xml:space="preserve"> 대한 기능 구현</w:t>
+            <w:r>
+              <w:rPr>
+                <w:rFonts w:ascii="맑은 고딕" w:eastAsia="맑은 고딕" w:hAnsi="맑은 고딕" w:cs="맑은 고딕"/>
+                <w:b/>
+                <w:sz w:val="20"/>
+                <w:szCs w:val="20"/>
+              </w:rPr>
+              <w:t>mypage에 대한 기능 구현</w:t>
             </w:r>
           </w:p>
           <w:p>
@@ -1694,7 +968,6 @@
                 <w:szCs w:val="20"/>
               </w:rPr>
             </w:pPr>
-            <w:proofErr w:type="spellStart"/>
             <w:r>
               <w:rPr>
                 <w:rFonts w:ascii="맑은 고딕" w:eastAsia="맑은 고딕" w:hAnsi="맑은 고딕" w:cs="맑은 고딕" w:hint="eastAsia"/>
@@ -1705,7 +978,6 @@
               <w:lastRenderedPageBreak/>
               <w:t>신태엽</w:t>
             </w:r>
-            <w:proofErr w:type="spellEnd"/>
           </w:p>
         </w:tc>
         <w:tc>
@@ -1817,7 +1089,6 @@
                 <w:lang w:val="en-US"/>
               </w:rPr>
             </w:pPr>
-            <w:proofErr w:type="spellStart"/>
             <w:r>
               <w:rPr>
                 <w:rFonts w:ascii="맑은 고딕" w:eastAsia="맑은 고딕" w:hAnsi="맑은 고딕" w:cs="맑은 고딕"/>
@@ -1828,7 +1099,6 @@
               </w:rPr>
               <w:t>ReviewImage</w:t>
             </w:r>
-            <w:proofErr w:type="spellEnd"/>
           </w:p>
           <w:p>
             <w:pPr>
@@ -1845,7 +1115,6 @@
                 <w:lang w:val="en-US"/>
               </w:rPr>
             </w:pPr>
-            <w:proofErr w:type="spellStart"/>
             <w:r>
               <w:rPr>
                 <w:rFonts w:ascii="맑은 고딕" w:eastAsia="맑은 고딕" w:hAnsi="맑은 고딕" w:cs="맑은 고딕"/>
@@ -1856,7 +1125,6 @@
               </w:rPr>
               <w:t>ReviewLike</w:t>
             </w:r>
-            <w:proofErr w:type="spellEnd"/>
           </w:p>
           <w:p>
             <w:pPr>
@@ -1873,7 +1141,6 @@
                 <w:lang w:val="en-US"/>
               </w:rPr>
             </w:pPr>
-            <w:proofErr w:type="spellStart"/>
             <w:r>
               <w:rPr>
                 <w:rFonts w:ascii="맑은 고딕" w:eastAsia="맑은 고딕" w:hAnsi="맑은 고딕" w:cs="맑은 고딕"/>
@@ -1884,7 +1151,6 @@
               </w:rPr>
               <w:t>ReviewTagMap</w:t>
             </w:r>
-            <w:proofErr w:type="spellEnd"/>
           </w:p>
           <w:p>
             <w:pPr>
@@ -2259,7 +1525,6 @@
                 <w:szCs w:val="20"/>
               </w:rPr>
             </w:pPr>
-            <w:proofErr w:type="spellStart"/>
             <w:r>
               <w:rPr>
                 <w:rFonts w:ascii="맑은 고딕" w:eastAsia="맑은 고딕" w:hAnsi="맑은 고딕" w:cs="맑은 고딕" w:hint="eastAsia"/>
@@ -2269,7 +1534,6 @@
               </w:rPr>
               <w:t>임응규</w:t>
             </w:r>
-            <w:proofErr w:type="spellEnd"/>
           </w:p>
         </w:tc>
         <w:tc>
@@ -2329,7 +1593,6 @@
                 <w:lang w:val="en-US"/>
               </w:rPr>
             </w:pPr>
-            <w:proofErr w:type="spellStart"/>
             <w:r>
               <w:rPr>
                 <w:rFonts w:ascii="맑은 고딕" w:eastAsia="맑은 고딕" w:hAnsi="맑은 고딕" w:cs="맑은 고딕"/>
@@ -2339,7 +1602,6 @@
               </w:rPr>
               <w:t>OrderRequestDto</w:t>
             </w:r>
-            <w:proofErr w:type="spellEnd"/>
           </w:p>
           <w:p>
             <w:pPr>
@@ -2356,7 +1618,6 @@
                 <w:lang w:val="en-US"/>
               </w:rPr>
             </w:pPr>
-            <w:proofErr w:type="spellStart"/>
             <w:r>
               <w:rPr>
                 <w:rFonts w:ascii="맑은 고딕" w:eastAsia="맑은 고딕" w:hAnsi="맑은 고딕" w:cs="맑은 고딕"/>
@@ -2366,7 +1627,6 @@
               </w:rPr>
               <w:t>OrderRepository</w:t>
             </w:r>
-            <w:proofErr w:type="spellEnd"/>
           </w:p>
           <w:p>
             <w:pPr>
@@ -2383,7 +1643,6 @@
                 <w:lang w:val="en-US"/>
               </w:rPr>
             </w:pPr>
-            <w:proofErr w:type="spellStart"/>
             <w:r>
               <w:rPr>
                 <w:rFonts w:ascii="맑은 고딕" w:eastAsia="맑은 고딕" w:hAnsi="맑은 고딕" w:cs="맑은 고딕"/>
@@ -2393,7 +1652,6 @@
               </w:rPr>
               <w:t>Order</w:t>
             </w:r>
-            <w:proofErr w:type="spellEnd"/>
           </w:p>
           <w:p>
             <w:pPr>
@@ -2410,7 +1668,6 @@
                 <w:lang w:val="en-US"/>
               </w:rPr>
             </w:pPr>
-            <w:proofErr w:type="spellStart"/>
             <w:r>
               <w:rPr>
                 <w:rFonts w:ascii="맑은 고딕" w:eastAsia="맑은 고딕" w:hAnsi="맑은 고딕" w:cs="맑은 고딕"/>
@@ -2420,7 +1677,6 @@
               </w:rPr>
               <w:t>OrderItem</w:t>
             </w:r>
-            <w:proofErr w:type="spellEnd"/>
           </w:p>
         </w:tc>
         <w:tc>
@@ -2490,7 +1746,6 @@
                 <w:lang w:val="en-US"/>
               </w:rPr>
             </w:pPr>
-            <w:proofErr w:type="spellStart"/>
             <w:r>
               <w:rPr>
                 <w:rFonts w:ascii="맑은 고딕" w:eastAsia="맑은 고딕" w:hAnsi="맑은 고딕" w:cs="맑은 고딕"/>
@@ -2507,29 +1762,8 @@
                 <w:sz w:val="20"/>
                 <w:szCs w:val="20"/>
               </w:rPr>
-              <w:t>Service</w:t>
-            </w:r>
-            <w:proofErr w:type="spellEnd"/>
-            <w:r>
-              <w:rPr>
-                <w:rFonts w:ascii="맑은 고딕" w:eastAsia="맑은 고딕" w:hAnsi="맑은 고딕" w:cs="맑은 고딕" w:hint="eastAsia"/>
-                <w:b/>
-                <w:sz w:val="20"/>
-                <w:szCs w:val="20"/>
-              </w:rPr>
-              <w:t xml:space="preserve"> </w:t>
-            </w:r>
-            <w:proofErr w:type="spellStart"/>
-            <w:r>
-              <w:rPr>
-                <w:rFonts w:ascii="맑은 고딕" w:eastAsia="맑은 고딕" w:hAnsi="맑은 고딕" w:cs="맑은 고딕" w:hint="eastAsia"/>
-                <w:b/>
-                <w:sz w:val="20"/>
-                <w:szCs w:val="20"/>
-              </w:rPr>
-              <w:t>핵심로직구현</w:t>
-            </w:r>
-            <w:proofErr w:type="spellEnd"/>
+              <w:t>Service 핵심로직구현</w:t>
+            </w:r>
           </w:p>
           <w:p>
             <w:pPr>
@@ -2546,7 +1780,6 @@
                 <w:lang w:val="en-US"/>
               </w:rPr>
             </w:pPr>
-            <w:proofErr w:type="spellStart"/>
             <w:r>
               <w:rPr>
                 <w:rFonts w:ascii="맑은 고딕" w:eastAsia="맑은 고딕" w:hAnsi="맑은 고딕" w:cs="맑은 고딕"/>
@@ -2565,7 +1798,6 @@
               </w:rPr>
               <w:t>Controller</w:t>
             </w:r>
-            <w:proofErr w:type="spellEnd"/>
           </w:p>
           <w:p>
             <w:pPr>
@@ -2639,7 +1871,6 @@
                 <w:szCs w:val="20"/>
               </w:rPr>
             </w:pPr>
-            <w:proofErr w:type="spellStart"/>
             <w:r>
               <w:rPr>
                 <w:rFonts w:ascii="맑은 고딕" w:eastAsia="맑은 고딕" w:hAnsi="맑은 고딕" w:cs="맑은 고딕" w:hint="eastAsia"/>
@@ -2649,7 +1880,6 @@
               </w:rPr>
               <w:t>이규리</w:t>
             </w:r>
-            <w:proofErr w:type="spellEnd"/>
           </w:p>
         </w:tc>
         <w:tc>
@@ -2739,51 +1969,7 @@
                 <w:szCs w:val="20"/>
                 <w:lang w:val="en-US"/>
               </w:rPr>
-              <w:t xml:space="preserve">리뷰 목록, 좋아요 목록, </w:t>
-            </w:r>
-            <w:proofErr w:type="spellStart"/>
-            <w:r>
-              <w:rPr>
-                <w:rFonts w:ascii="맑은 고딕" w:eastAsia="맑은 고딕" w:hAnsi="맑은 고딕" w:cs="맑은 고딕"/>
-                <w:b/>
-                <w:sz w:val="20"/>
-                <w:szCs w:val="20"/>
-                <w:lang w:val="en-US"/>
-              </w:rPr>
-              <w:t>팔로우</w:t>
-            </w:r>
-            <w:proofErr w:type="spellEnd"/>
-            <w:r>
-              <w:rPr>
-                <w:rFonts w:ascii="맑은 고딕" w:eastAsia="맑은 고딕" w:hAnsi="맑은 고딕" w:cs="맑은 고딕"/>
-                <w:b/>
-                <w:sz w:val="20"/>
-                <w:szCs w:val="20"/>
-                <w:lang w:val="en-US"/>
-              </w:rPr>
-              <w:t>/</w:t>
-            </w:r>
-            <w:proofErr w:type="spellStart"/>
-            <w:r>
-              <w:rPr>
-                <w:rFonts w:ascii="맑은 고딕" w:eastAsia="맑은 고딕" w:hAnsi="맑은 고딕" w:cs="맑은 고딕"/>
-                <w:b/>
-                <w:sz w:val="20"/>
-                <w:szCs w:val="20"/>
-                <w:lang w:val="en-US"/>
-              </w:rPr>
-              <w:t>팔로잉</w:t>
-            </w:r>
-            <w:proofErr w:type="spellEnd"/>
-            <w:r>
-              <w:rPr>
-                <w:rFonts w:ascii="맑은 고딕" w:eastAsia="맑은 고딕" w:hAnsi="맑은 고딕" w:cs="맑은 고딕"/>
-                <w:b/>
-                <w:sz w:val="20"/>
-                <w:szCs w:val="20"/>
-                <w:lang w:val="en-US"/>
-              </w:rPr>
-              <w:t xml:space="preserve"> 목록 컴포넌트 구현</w:t>
+              <w:t>리뷰 목록, 좋아요 목록, 팔로우/팔로잉 목록 컴포넌트 구현</w:t>
             </w:r>
           </w:p>
           <w:p>
@@ -2809,73 +1995,29 @@
                 <w:szCs w:val="20"/>
                 <w:lang w:val="en-US"/>
               </w:rPr>
-              <w:t xml:space="preserve">CO-MATE 관련 </w:t>
-            </w:r>
-            <w:proofErr w:type="spellStart"/>
-            <w:r>
-              <w:rPr>
-                <w:rFonts w:ascii="맑은 고딕" w:eastAsia="맑은 고딕" w:hAnsi="맑은 고딕" w:cs="맑은 고딕"/>
-                <w:b/>
-                <w:sz w:val="20"/>
-                <w:szCs w:val="20"/>
-                <w:lang w:val="en-US"/>
-              </w:rPr>
-              <w:t>라우트</w:t>
-            </w:r>
-            <w:proofErr w:type="spellEnd"/>
-            <w:r>
-              <w:rPr>
-                <w:rFonts w:ascii="맑은 고딕" w:eastAsia="맑은 고딕" w:hAnsi="맑은 고딕" w:cs="맑은 고딕"/>
-                <w:b/>
-                <w:sz w:val="20"/>
-                <w:szCs w:val="20"/>
-                <w:lang w:val="en-US"/>
-              </w:rPr>
-              <w:t xml:space="preserve"> 경로 분리 및 페이지 구조 정리</w:t>
-            </w:r>
-          </w:p>
-          <w:p>
-            <w:pPr>
-              <w:spacing w:before="240" w:after="240"/>
-              <w:rPr>
-                <w:rFonts w:ascii="맑은 고딕" w:eastAsia="맑은 고딕" w:hAnsi="맑은 고딕" w:cs="맑은 고딕"/>
-                <w:b/>
-                <w:sz w:val="20"/>
-                <w:szCs w:val="20"/>
-                <w:lang w:val="en-US"/>
-              </w:rPr>
-            </w:pPr>
-            <w:r>
-              <w:rPr>
-                <w:rFonts w:ascii="맑은 고딕" w:eastAsia="맑은 고딕" w:hAnsi="맑은 고딕" w:cs="맑은 고딕"/>
-                <w:b/>
-                <w:sz w:val="20"/>
-                <w:szCs w:val="20"/>
-                <w:lang w:val="en-US"/>
-              </w:rPr>
-              <w:t xml:space="preserve">[BE] CO-MATE </w:t>
-            </w:r>
-            <w:proofErr w:type="spellStart"/>
-            <w:r>
-              <w:rPr>
-                <w:rFonts w:ascii="맑은 고딕" w:eastAsia="맑은 고딕" w:hAnsi="맑은 고딕" w:cs="맑은 고딕"/>
-                <w:b/>
-                <w:sz w:val="20"/>
-                <w:szCs w:val="20"/>
-                <w:lang w:val="en-US"/>
-              </w:rPr>
-              <w:t>백엔드</w:t>
-            </w:r>
-            <w:proofErr w:type="spellEnd"/>
-            <w:r>
-              <w:rPr>
-                <w:rFonts w:ascii="맑은 고딕" w:eastAsia="맑은 고딕" w:hAnsi="맑은 고딕" w:cs="맑은 고딕"/>
-                <w:b/>
-                <w:sz w:val="20"/>
-                <w:szCs w:val="20"/>
-                <w:lang w:val="en-US"/>
-              </w:rPr>
-              <w:t xml:space="preserve"> 초기 설계 및 구조 세팅</w:t>
+              <w:t>CO-MATE 관련 라우트 경로 분리 및 페이지 구조 정리</w:t>
+            </w:r>
+          </w:p>
+          <w:p>
+            <w:pPr>
+              <w:spacing w:before="240" w:after="240"/>
+              <w:rPr>
+                <w:rFonts w:ascii="맑은 고딕" w:eastAsia="맑은 고딕" w:hAnsi="맑은 고딕" w:cs="맑은 고딕"/>
+                <w:b/>
+                <w:sz w:val="20"/>
+                <w:szCs w:val="20"/>
+                <w:lang w:val="en-US"/>
+              </w:rPr>
+            </w:pPr>
+            <w:r>
+              <w:rPr>
+                <w:rFonts w:ascii="맑은 고딕" w:eastAsia="맑은 고딕" w:hAnsi="맑은 고딕" w:cs="맑은 고딕"/>
+                <w:b/>
+                <w:sz w:val="20"/>
+                <w:szCs w:val="20"/>
+                <w:lang w:val="en-US"/>
+              </w:rPr>
+              <w:t>[BE] CO-MATE 백엔드 초기 설계 및 구조 세팅</w:t>
             </w:r>
           </w:p>
           <w:p>
@@ -3143,31 +2285,7 @@
                 <w:szCs w:val="20"/>
                 <w:lang w:val="en-US"/>
               </w:rPr>
-              <w:t>상품 목록 (</w:t>
-            </w:r>
-            <w:proofErr w:type="spellStart"/>
-            <w:r>
-              <w:rPr>
-                <w:rFonts w:ascii="맑은 고딕" w:eastAsia="맑은 고딕" w:hAnsi="맑은 고딕" w:cs="맑은 고딕"/>
-                <w:b/>
-                <w:bCs/>
-                <w:sz w:val="20"/>
-                <w:szCs w:val="20"/>
-                <w:lang w:val="en-US"/>
-              </w:rPr>
-              <w:t>ProductListPage</w:t>
-            </w:r>
-            <w:proofErr w:type="spellEnd"/>
-            <w:r>
-              <w:rPr>
-                <w:rFonts w:ascii="맑은 고딕" w:eastAsia="맑은 고딕" w:hAnsi="맑은 고딕" w:cs="맑은 고딕"/>
-                <w:b/>
-                <w:bCs/>
-                <w:sz w:val="20"/>
-                <w:szCs w:val="20"/>
-                <w:lang w:val="en-US"/>
-              </w:rPr>
-              <w:t>):</w:t>
+              <w:t>상품 목록 (ProductListPage):</w:t>
             </w:r>
             <w:r>
               <w:rPr>
@@ -3203,73 +2321,7 @@
                 <w:szCs w:val="20"/>
                 <w:lang w:val="en-US"/>
               </w:rPr>
-              <w:t xml:space="preserve">실제 </w:t>
-            </w:r>
-            <w:proofErr w:type="spellStart"/>
-            <w:r>
-              <w:rPr>
-                <w:rFonts w:ascii="맑은 고딕" w:eastAsia="맑은 고딕" w:hAnsi="맑은 고딕" w:cs="맑은 고딕"/>
-                <w:b/>
-                <w:sz w:val="20"/>
-                <w:szCs w:val="20"/>
-                <w:lang w:val="en-US"/>
-              </w:rPr>
-              <w:t>백엔드</w:t>
-            </w:r>
-            <w:proofErr w:type="spellEnd"/>
-            <w:r>
-              <w:rPr>
-                <w:rFonts w:ascii="맑은 고딕" w:eastAsia="맑은 고딕" w:hAnsi="맑은 고딕" w:cs="맑은 고딕"/>
-                <w:b/>
-                <w:sz w:val="20"/>
-                <w:szCs w:val="20"/>
-                <w:lang w:val="en-US"/>
-              </w:rPr>
-              <w:t xml:space="preserve"> API(GET /</w:t>
-            </w:r>
-            <w:proofErr w:type="spellStart"/>
-            <w:r>
-              <w:rPr>
-                <w:rFonts w:ascii="맑은 고딕" w:eastAsia="맑은 고딕" w:hAnsi="맑은 고딕" w:cs="맑은 고딕"/>
-                <w:b/>
-                <w:sz w:val="20"/>
-                <w:szCs w:val="20"/>
-                <w:lang w:val="en-US"/>
-              </w:rPr>
-              <w:t>api</w:t>
-            </w:r>
-            <w:proofErr w:type="spellEnd"/>
-            <w:r>
-              <w:rPr>
-                <w:rFonts w:ascii="맑은 고딕" w:eastAsia="맑은 고딕" w:hAnsi="맑은 고딕" w:cs="맑은 고딕"/>
-                <w:b/>
-                <w:sz w:val="20"/>
-                <w:szCs w:val="20"/>
-                <w:lang w:val="en-US"/>
-              </w:rPr>
-              <w:t>/</w:t>
-            </w:r>
-            <w:proofErr w:type="spellStart"/>
-            <w:r>
-              <w:rPr>
-                <w:rFonts w:ascii="맑은 고딕" w:eastAsia="맑은 고딕" w:hAnsi="맑은 고딕" w:cs="맑은 고딕"/>
-                <w:b/>
-                <w:sz w:val="20"/>
-                <w:szCs w:val="20"/>
-                <w:lang w:val="en-US"/>
-              </w:rPr>
-              <w:t>products</w:t>
-            </w:r>
-            <w:proofErr w:type="spellEnd"/>
-            <w:r>
-              <w:rPr>
-                <w:rFonts w:ascii="맑은 고딕" w:eastAsia="맑은 고딕" w:hAnsi="맑은 고딕" w:cs="맑은 고딕"/>
-                <w:b/>
-                <w:sz w:val="20"/>
-                <w:szCs w:val="20"/>
-                <w:lang w:val="en-US"/>
-              </w:rPr>
-              <w:t>)와 연동하여 상품 목록 로드.</w:t>
+              <w:t>실제 백엔드 API(GET /api/products)와 연동하여 상품 목록 로드.</w:t>
             </w:r>
           </w:p>
           <w:p>
@@ -3287,137 +2339,15 @@
                 <w:lang w:val="en-US"/>
               </w:rPr>
             </w:pPr>
-            <w:proofErr w:type="spellStart"/>
-            <w:r>
-              <w:rPr>
-                <w:rFonts w:ascii="맑은 고딕" w:eastAsia="맑은 고딕" w:hAnsi="맑은 고딕" w:cs="맑은 고딕"/>
-                <w:b/>
-                <w:sz w:val="20"/>
-                <w:szCs w:val="20"/>
-                <w:lang w:val="en-US"/>
-              </w:rPr>
-              <w:t>useSearchParams를</w:t>
-            </w:r>
-            <w:proofErr w:type="spellEnd"/>
-            <w:r>
-              <w:rPr>
-                <w:rFonts w:ascii="맑은 고딕" w:eastAsia="맑은 고딕" w:hAnsi="맑은 고딕" w:cs="맑은 고딕"/>
-                <w:b/>
-                <w:sz w:val="20"/>
-                <w:szCs w:val="20"/>
-                <w:lang w:val="en-US"/>
-              </w:rPr>
-              <w:t xml:space="preserve"> 활용하여 검색(</w:t>
-            </w:r>
-            <w:proofErr w:type="spellStart"/>
-            <w:r>
-              <w:rPr>
-                <w:rFonts w:ascii="맑은 고딕" w:eastAsia="맑은 고딕" w:hAnsi="맑은 고딕" w:cs="맑은 고딕"/>
-                <w:b/>
-                <w:sz w:val="20"/>
-                <w:szCs w:val="20"/>
-                <w:lang w:val="en-US"/>
-              </w:rPr>
-              <w:t>q</w:t>
-            </w:r>
-            <w:proofErr w:type="spellEnd"/>
-            <w:r>
-              <w:rPr>
-                <w:rFonts w:ascii="맑은 고딕" w:eastAsia="맑은 고딕" w:hAnsi="맑은 고딕" w:cs="맑은 고딕"/>
-                <w:b/>
-                <w:sz w:val="20"/>
-                <w:szCs w:val="20"/>
-                <w:lang w:val="en-US"/>
-              </w:rPr>
-              <w:t>), 다중 필터(</w:t>
-            </w:r>
-            <w:proofErr w:type="spellStart"/>
-            <w:r>
-              <w:rPr>
-                <w:rFonts w:ascii="맑은 고딕" w:eastAsia="맑은 고딕" w:hAnsi="맑은 고딕" w:cs="맑은 고딕"/>
-                <w:b/>
-                <w:sz w:val="20"/>
-                <w:szCs w:val="20"/>
-                <w:lang w:val="en-US"/>
-              </w:rPr>
-              <w:t>skinType</w:t>
-            </w:r>
-            <w:proofErr w:type="spellEnd"/>
-            <w:r>
-              <w:rPr>
-                <w:rFonts w:ascii="맑은 고딕" w:eastAsia="맑은 고딕" w:hAnsi="맑은 고딕" w:cs="맑은 고딕"/>
-                <w:b/>
-                <w:sz w:val="20"/>
-                <w:szCs w:val="20"/>
-                <w:lang w:val="en-US"/>
-              </w:rPr>
-              <w:t xml:space="preserve">, </w:t>
-            </w:r>
-            <w:proofErr w:type="spellStart"/>
-            <w:r>
-              <w:rPr>
-                <w:rFonts w:ascii="맑은 고딕" w:eastAsia="맑은 고딕" w:hAnsi="맑은 고딕" w:cs="맑은 고딕"/>
-                <w:b/>
-                <w:sz w:val="20"/>
-                <w:szCs w:val="20"/>
-                <w:lang w:val="en-US"/>
-              </w:rPr>
-              <w:t>skinConcern</w:t>
-            </w:r>
-            <w:proofErr w:type="spellEnd"/>
-            <w:r>
-              <w:rPr>
-                <w:rFonts w:ascii="맑은 고딕" w:eastAsia="맑은 고딕" w:hAnsi="맑은 고딕" w:cs="맑은 고딕"/>
-                <w:b/>
-                <w:sz w:val="20"/>
-                <w:szCs w:val="20"/>
-                <w:lang w:val="en-US"/>
-              </w:rPr>
-              <w:t xml:space="preserve">, </w:t>
-            </w:r>
-            <w:proofErr w:type="spellStart"/>
-            <w:r>
-              <w:rPr>
-                <w:rFonts w:ascii="맑은 고딕" w:eastAsia="맑은 고딕" w:hAnsi="맑은 고딕" w:cs="맑은 고딕"/>
-                <w:b/>
-                <w:sz w:val="20"/>
-                <w:szCs w:val="20"/>
-                <w:lang w:val="en-US"/>
-              </w:rPr>
-              <w:t>personalColor</w:t>
-            </w:r>
-            <w:proofErr w:type="spellEnd"/>
-            <w:r>
-              <w:rPr>
-                <w:rFonts w:ascii="맑은 고딕" w:eastAsia="맑은 고딕" w:hAnsi="맑은 고딕" w:cs="맑은 고딕"/>
-                <w:b/>
-                <w:sz w:val="20"/>
-                <w:szCs w:val="20"/>
-                <w:lang w:val="en-US"/>
-              </w:rPr>
-              <w:t>), 정렬(</w:t>
-            </w:r>
-            <w:proofErr w:type="spellStart"/>
-            <w:r>
-              <w:rPr>
-                <w:rFonts w:ascii="맑은 고딕" w:eastAsia="맑은 고딕" w:hAnsi="맑은 고딕" w:cs="맑은 고딕"/>
-                <w:b/>
-                <w:sz w:val="20"/>
-                <w:szCs w:val="20"/>
-                <w:lang w:val="en-US"/>
-              </w:rPr>
-              <w:t>sort</w:t>
-            </w:r>
-            <w:proofErr w:type="spellEnd"/>
-            <w:r>
-              <w:rPr>
-                <w:rFonts w:ascii="맑은 고딕" w:eastAsia="맑은 고딕" w:hAnsi="맑은 고딕" w:cs="맑은 고딕"/>
-                <w:b/>
-                <w:sz w:val="20"/>
-                <w:szCs w:val="20"/>
-                <w:lang w:val="en-US"/>
-              </w:rPr>
-              <w:t>) 기능 구현.</w:t>
+            <w:r>
+              <w:rPr>
+                <w:rFonts w:ascii="맑은 고딕" w:eastAsia="맑은 고딕" w:hAnsi="맑은 고딕" w:cs="맑은 고딕"/>
+                <w:b/>
+                <w:sz w:val="20"/>
+                <w:szCs w:val="20"/>
+                <w:lang w:val="en-US"/>
+              </w:rPr>
+              <w:t>useSearchParams를 활용하여 검색(q), 다중 필터(skinType, skinConcern, personalColor), 정렬(sort) 기능 구현.</w:t>
             </w:r>
           </w:p>
           <w:p>
@@ -3470,31 +2400,7 @@
                 <w:szCs w:val="20"/>
                 <w:lang w:val="en-US"/>
               </w:rPr>
-              <w:t>상품 상세 (</w:t>
-            </w:r>
-            <w:proofErr w:type="spellStart"/>
-            <w:r>
-              <w:rPr>
-                <w:rFonts w:ascii="맑은 고딕" w:eastAsia="맑은 고딕" w:hAnsi="맑은 고딕" w:cs="맑은 고딕"/>
-                <w:b/>
-                <w:bCs/>
-                <w:sz w:val="20"/>
-                <w:szCs w:val="20"/>
-                <w:lang w:val="en-US"/>
-              </w:rPr>
-              <w:t>ProductDetailPage</w:t>
-            </w:r>
-            <w:proofErr w:type="spellEnd"/>
-            <w:r>
-              <w:rPr>
-                <w:rFonts w:ascii="맑은 고딕" w:eastAsia="맑은 고딕" w:hAnsi="맑은 고딕" w:cs="맑은 고딕"/>
-                <w:b/>
-                <w:bCs/>
-                <w:sz w:val="20"/>
-                <w:szCs w:val="20"/>
-                <w:lang w:val="en-US"/>
-              </w:rPr>
-              <w:t>):</w:t>
+              <w:t>상품 상세 (ProductDetailPage):</w:t>
             </w:r>
             <w:r>
               <w:rPr>
@@ -3530,95 +2436,7 @@
                 <w:szCs w:val="20"/>
                 <w:lang w:val="en-US"/>
               </w:rPr>
-              <w:t xml:space="preserve">실제 </w:t>
-            </w:r>
-            <w:proofErr w:type="spellStart"/>
-            <w:r>
-              <w:rPr>
-                <w:rFonts w:ascii="맑은 고딕" w:eastAsia="맑은 고딕" w:hAnsi="맑은 고딕" w:cs="맑은 고딕"/>
-                <w:b/>
-                <w:sz w:val="20"/>
-                <w:szCs w:val="20"/>
-                <w:lang w:val="en-US"/>
-              </w:rPr>
-              <w:t>백엔드</w:t>
-            </w:r>
-            <w:proofErr w:type="spellEnd"/>
-            <w:r>
-              <w:rPr>
-                <w:rFonts w:ascii="맑은 고딕" w:eastAsia="맑은 고딕" w:hAnsi="맑은 고딕" w:cs="맑은 고딕"/>
-                <w:b/>
-                <w:sz w:val="20"/>
-                <w:szCs w:val="20"/>
-                <w:lang w:val="en-US"/>
-              </w:rPr>
-              <w:t xml:space="preserve"> API(GET /</w:t>
-            </w:r>
-            <w:proofErr w:type="spellStart"/>
-            <w:r>
-              <w:rPr>
-                <w:rFonts w:ascii="맑은 고딕" w:eastAsia="맑은 고딕" w:hAnsi="맑은 고딕" w:cs="맑은 고딕"/>
-                <w:b/>
-                <w:sz w:val="20"/>
-                <w:szCs w:val="20"/>
-                <w:lang w:val="en-US"/>
-              </w:rPr>
-              <w:t>api</w:t>
-            </w:r>
-            <w:proofErr w:type="spellEnd"/>
-            <w:r>
-              <w:rPr>
-                <w:rFonts w:ascii="맑은 고딕" w:eastAsia="맑은 고딕" w:hAnsi="맑은 고딕" w:cs="맑은 고딕"/>
-                <w:b/>
-                <w:sz w:val="20"/>
-                <w:szCs w:val="20"/>
-                <w:lang w:val="en-US"/>
-              </w:rPr>
-              <w:t>/</w:t>
-            </w:r>
-            <w:proofErr w:type="spellStart"/>
-            <w:r>
-              <w:rPr>
-                <w:rFonts w:ascii="맑은 고딕" w:eastAsia="맑은 고딕" w:hAnsi="맑은 고딕" w:cs="맑은 고딕"/>
-                <w:b/>
-                <w:sz w:val="20"/>
-                <w:szCs w:val="20"/>
-                <w:lang w:val="en-US"/>
-              </w:rPr>
-              <w:t>products</w:t>
-            </w:r>
-            <w:proofErr w:type="spellEnd"/>
-            <w:r>
-              <w:rPr>
-                <w:rFonts w:ascii="맑은 고딕" w:eastAsia="맑은 고딕" w:hAnsi="맑은 고딕" w:cs="맑은 고딕"/>
-                <w:b/>
-                <w:sz w:val="20"/>
-                <w:szCs w:val="20"/>
-                <w:lang w:val="en-US"/>
-              </w:rPr>
-              <w:t>/{</w:t>
-            </w:r>
-            <w:proofErr w:type="spellStart"/>
-            <w:r>
-              <w:rPr>
-                <w:rFonts w:ascii="맑은 고딕" w:eastAsia="맑은 고딕" w:hAnsi="맑은 고딕" w:cs="맑은 고딕"/>
-                <w:b/>
-                <w:sz w:val="20"/>
-                <w:szCs w:val="20"/>
-                <w:lang w:val="en-US"/>
-              </w:rPr>
-              <w:t>productId</w:t>
-            </w:r>
-            <w:proofErr w:type="spellEnd"/>
-            <w:r>
-              <w:rPr>
-                <w:rFonts w:ascii="맑은 고딕" w:eastAsia="맑은 고딕" w:hAnsi="맑은 고딕" w:cs="맑은 고딕"/>
-                <w:b/>
-                <w:sz w:val="20"/>
-                <w:szCs w:val="20"/>
-                <w:lang w:val="en-US"/>
-              </w:rPr>
-              <w:t>})와 연동하여 특정 상품 정보 로드.</w:t>
+              <w:t>실제 백엔드 API(GET /api/products/{productId})와 연동하여 특정 상품 정보 로드.</w:t>
             </w:r>
           </w:p>
           <w:p>
@@ -3725,27 +2543,15 @@
                 <w:lang w:val="en-US"/>
               </w:rPr>
             </w:pPr>
-            <w:proofErr w:type="spellStart"/>
-            <w:r>
-              <w:rPr>
-                <w:rFonts w:ascii="맑은 고딕" w:eastAsia="맑은 고딕" w:hAnsi="맑은 고딕" w:cs="맑은 고딕"/>
-                <w:b/>
-                <w:sz w:val="20"/>
-                <w:szCs w:val="20"/>
-                <w:lang w:val="en-US"/>
-              </w:rPr>
-              <w:t>AdminLayout을</w:t>
-            </w:r>
-            <w:proofErr w:type="spellEnd"/>
-            <w:r>
-              <w:rPr>
-                <w:rFonts w:ascii="맑은 고딕" w:eastAsia="맑은 고딕" w:hAnsi="맑은 고딕" w:cs="맑은 고딕"/>
-                <w:b/>
-                <w:sz w:val="20"/>
-                <w:szCs w:val="20"/>
-                <w:lang w:val="en-US"/>
-              </w:rPr>
-              <w:t xml:space="preserve"> 통한 공통 사이드바, 헤더 레이아웃 구축.</w:t>
+            <w:r>
+              <w:rPr>
+                <w:rFonts w:ascii="맑은 고딕" w:eastAsia="맑은 고딕" w:hAnsi="맑은 고딕" w:cs="맑은 고딕"/>
+                <w:b/>
+                <w:sz w:val="20"/>
+                <w:szCs w:val="20"/>
+                <w:lang w:val="en-US"/>
+              </w:rPr>
+              <w:t>AdminLayout을 통한 공통 사이드바, 헤더 레이아웃 구축.</w:t>
             </w:r>
           </w:p>
           <w:p>
@@ -3763,49 +2569,15 @@
                 <w:lang w:val="en-US"/>
               </w:rPr>
             </w:pPr>
-            <w:proofErr w:type="spellStart"/>
-            <w:r>
-              <w:rPr>
-                <w:rFonts w:ascii="맑은 고딕" w:eastAsia="맑은 고딕" w:hAnsi="맑은 고딕" w:cs="맑은 고딕"/>
-                <w:b/>
-                <w:sz w:val="20"/>
-                <w:szCs w:val="20"/>
-                <w:lang w:val="en-US"/>
-              </w:rPr>
-              <w:t>admintheme</w:t>
-            </w:r>
-            <w:proofErr w:type="spellEnd"/>
-            <w:r>
-              <w:rPr>
-                <w:rFonts w:ascii="맑은 고딕" w:eastAsia="맑은 고딕" w:hAnsi="맑은 고딕" w:cs="맑은 고딕"/>
-                <w:b/>
-                <w:sz w:val="20"/>
-                <w:szCs w:val="20"/>
-                <w:lang w:val="en-US"/>
-              </w:rPr>
-              <w:t xml:space="preserve"> 및 </w:t>
-            </w:r>
-            <w:proofErr w:type="spellStart"/>
-            <w:r>
-              <w:rPr>
-                <w:rFonts w:ascii="맑은 고딕" w:eastAsia="맑은 고딕" w:hAnsi="맑은 고딕" w:cs="맑은 고딕"/>
-                <w:b/>
-                <w:sz w:val="20"/>
-                <w:szCs w:val="20"/>
-                <w:lang w:val="en-US"/>
-              </w:rPr>
-              <w:t>admincommon</w:t>
-            </w:r>
-            <w:proofErr w:type="spellEnd"/>
-            <w:r>
-              <w:rPr>
-                <w:rFonts w:ascii="맑은 고딕" w:eastAsia="맑은 고딕" w:hAnsi="맑은 고딕" w:cs="맑은 고딕"/>
-                <w:b/>
-                <w:sz w:val="20"/>
-                <w:szCs w:val="20"/>
-                <w:lang w:val="en-US"/>
-              </w:rPr>
-              <w:t xml:space="preserve"> 스타일 파일을 통한 관리자 </w:t>
+            <w:r>
+              <w:rPr>
+                <w:rFonts w:ascii="맑은 고딕" w:eastAsia="맑은 고딕" w:hAnsi="맑은 고딕" w:cs="맑은 고딕"/>
+                <w:b/>
+                <w:sz w:val="20"/>
+                <w:szCs w:val="20"/>
+                <w:lang w:val="en-US"/>
+              </w:rPr>
+              <w:t xml:space="preserve">admintheme 및 admincommon 스타일 파일을 통한 관리자 </w:t>
             </w:r>
             <w:r>
               <w:rPr>
@@ -3871,93 +2643,15 @@
                 <w:lang w:val="en-US"/>
               </w:rPr>
             </w:pPr>
-            <w:proofErr w:type="spellStart"/>
-            <w:r>
-              <w:rPr>
-                <w:rFonts w:ascii="맑은 고딕" w:eastAsia="맑은 고딕" w:hAnsi="맑은 고딕" w:cs="맑은 고딕"/>
-                <w:b/>
-                <w:sz w:val="20"/>
-                <w:szCs w:val="20"/>
-                <w:lang w:val="en-US"/>
-              </w:rPr>
-              <w:t>AdminProductList</w:t>
-            </w:r>
-            <w:proofErr w:type="spellEnd"/>
-            <w:r>
-              <w:rPr>
-                <w:rFonts w:ascii="맑은 고딕" w:eastAsia="맑은 고딕" w:hAnsi="맑은 고딕" w:cs="맑은 고딕"/>
-                <w:b/>
-                <w:sz w:val="20"/>
-                <w:szCs w:val="20"/>
-                <w:lang w:val="en-US"/>
-              </w:rPr>
-              <w:t xml:space="preserve">: </w:t>
-            </w:r>
-            <w:proofErr w:type="spellStart"/>
-            <w:r>
-              <w:rPr>
-                <w:rFonts w:ascii="맑은 고딕" w:eastAsia="맑은 고딕" w:hAnsi="맑은 고딕" w:cs="맑은 고딕"/>
-                <w:b/>
-                <w:sz w:val="20"/>
-                <w:szCs w:val="20"/>
-                <w:lang w:val="en-US"/>
-              </w:rPr>
-              <w:t>mockApi</w:t>
-            </w:r>
-            <w:proofErr w:type="spellEnd"/>
-            <w:r>
-              <w:rPr>
-                <w:rFonts w:ascii="맑은 고딕" w:eastAsia="맑은 고딕" w:hAnsi="맑은 고딕" w:cs="맑은 고딕"/>
-                <w:b/>
-                <w:sz w:val="20"/>
-                <w:szCs w:val="20"/>
-                <w:lang w:val="en-US"/>
-              </w:rPr>
-              <w:t xml:space="preserve"> 기반 상품 목록 조회, 클라이언트 사이드 검색/필터링, </w:t>
-            </w:r>
-            <w:proofErr w:type="spellStart"/>
-            <w:r>
-              <w:rPr>
-                <w:rFonts w:ascii="맑은 고딕" w:eastAsia="맑은 고딕" w:hAnsi="맑은 고딕" w:cs="맑은 고딕"/>
-                <w:b/>
-                <w:sz w:val="20"/>
-                <w:szCs w:val="20"/>
-                <w:lang w:val="en-US"/>
-              </w:rPr>
-              <w:t>페이지네이션</w:t>
-            </w:r>
-            <w:proofErr w:type="spellEnd"/>
-            <w:r>
-              <w:rPr>
-                <w:rFonts w:ascii="맑은 고딕" w:eastAsia="맑은 고딕" w:hAnsi="맑은 고딕" w:cs="맑은 고딕"/>
-                <w:b/>
-                <w:sz w:val="20"/>
-                <w:szCs w:val="20"/>
-                <w:lang w:val="en-US"/>
-              </w:rPr>
-              <w:t>, '삭제' (</w:t>
-            </w:r>
-            <w:proofErr w:type="spellStart"/>
-            <w:r>
-              <w:rPr>
-                <w:rFonts w:ascii="맑은 고딕" w:eastAsia="맑은 고딕" w:hAnsi="맑은 고딕" w:cs="맑은 고딕"/>
-                <w:b/>
-                <w:sz w:val="20"/>
-                <w:szCs w:val="20"/>
-                <w:lang w:val="en-US"/>
-              </w:rPr>
-              <w:t>confirm</w:t>
-            </w:r>
-            <w:proofErr w:type="spellEnd"/>
-            <w:r>
-              <w:rPr>
-                <w:rFonts w:ascii="맑은 고딕" w:eastAsia="맑은 고딕" w:hAnsi="맑은 고딕" w:cs="맑은 고딕"/>
-                <w:b/>
-                <w:sz w:val="20"/>
-                <w:szCs w:val="20"/>
-                <w:lang w:val="en-US"/>
-              </w:rPr>
-              <w:t>) 기능 구현.</w:t>
+            <w:r>
+              <w:rPr>
+                <w:rFonts w:ascii="맑은 고딕" w:eastAsia="맑은 고딕" w:hAnsi="맑은 고딕" w:cs="맑은 고딕"/>
+                <w:b/>
+                <w:sz w:val="20"/>
+                <w:szCs w:val="20"/>
+                <w:lang w:val="en-US"/>
+              </w:rPr>
+              <w:t>AdminProductList: mockApi 기반 상품 목록 조회, 클라이언트 사이드 검색/필터링, 페이지네이션, '삭제' (confirm) 기능 구현.</w:t>
             </w:r>
           </w:p>
           <w:p>
@@ -3975,71 +2669,15 @@
                 <w:lang w:val="en-US"/>
               </w:rPr>
             </w:pPr>
-            <w:proofErr w:type="spellStart"/>
-            <w:r>
-              <w:rPr>
-                <w:rFonts w:ascii="맑은 고딕" w:eastAsia="맑은 고딕" w:hAnsi="맑은 고딕" w:cs="맑은 고딕"/>
-                <w:b/>
-                <w:sz w:val="20"/>
-                <w:szCs w:val="20"/>
-                <w:lang w:val="en-US"/>
-              </w:rPr>
-              <w:t>AdminProductNew</w:t>
-            </w:r>
-            <w:proofErr w:type="spellEnd"/>
-            <w:r>
-              <w:rPr>
-                <w:rFonts w:ascii="맑은 고딕" w:eastAsia="맑은 고딕" w:hAnsi="맑은 고딕" w:cs="맑은 고딕"/>
-                <w:b/>
-                <w:sz w:val="20"/>
-                <w:szCs w:val="20"/>
-                <w:lang w:val="en-US"/>
-              </w:rPr>
-              <w:t xml:space="preserve">: </w:t>
-            </w:r>
-            <w:proofErr w:type="spellStart"/>
-            <w:r>
-              <w:rPr>
-                <w:rFonts w:ascii="맑은 고딕" w:eastAsia="맑은 고딕" w:hAnsi="맑은 고딕" w:cs="맑은 고딕"/>
-                <w:b/>
-                <w:sz w:val="20"/>
-                <w:szCs w:val="20"/>
-                <w:lang w:val="en-US"/>
-              </w:rPr>
-              <w:t>FormData를</w:t>
-            </w:r>
-            <w:proofErr w:type="spellEnd"/>
-            <w:r>
-              <w:rPr>
-                <w:rFonts w:ascii="맑은 고딕" w:eastAsia="맑은 고딕" w:hAnsi="맑은 고딕" w:cs="맑은 고딕"/>
-                <w:b/>
-                <w:sz w:val="20"/>
-                <w:szCs w:val="20"/>
-                <w:lang w:val="en-US"/>
-              </w:rPr>
-              <w:t xml:space="preserve"> 활용한 새 상품(이미지 파일 포함) 등록 로직 구현 (</w:t>
-            </w:r>
-            <w:proofErr w:type="spellStart"/>
-            <w:r>
-              <w:rPr>
-                <w:rFonts w:ascii="맑은 고딕" w:eastAsia="맑은 고딕" w:hAnsi="맑은 고딕" w:cs="맑은 고딕"/>
-                <w:b/>
-                <w:sz w:val="20"/>
-                <w:szCs w:val="20"/>
-                <w:lang w:val="en-US"/>
-              </w:rPr>
-              <w:t>createAdminProduct</w:t>
-            </w:r>
-            <w:proofErr w:type="spellEnd"/>
-            <w:r>
-              <w:rPr>
-                <w:rFonts w:ascii="맑은 고딕" w:eastAsia="맑은 고딕" w:hAnsi="맑은 고딕" w:cs="맑은 고딕"/>
-                <w:b/>
-                <w:sz w:val="20"/>
-                <w:szCs w:val="20"/>
-                <w:lang w:val="en-US"/>
-              </w:rPr>
-              <w:t>).</w:t>
+            <w:r>
+              <w:rPr>
+                <w:rFonts w:ascii="맑은 고딕" w:eastAsia="맑은 고딕" w:hAnsi="맑은 고딕" w:cs="맑은 고딕"/>
+                <w:b/>
+                <w:sz w:val="20"/>
+                <w:szCs w:val="20"/>
+                <w:lang w:val="en-US"/>
+              </w:rPr>
+              <w:t>AdminProductNew: FormData를 활용한 새 상품(이미지 파일 포함) 등록 로직 구현 (createAdminProduct).</w:t>
             </w:r>
           </w:p>
           <w:p>
@@ -4057,115 +2695,15 @@
                 <w:lang w:val="en-US"/>
               </w:rPr>
             </w:pPr>
-            <w:proofErr w:type="spellStart"/>
-            <w:r>
-              <w:rPr>
-                <w:rFonts w:ascii="맑은 고딕" w:eastAsia="맑은 고딕" w:hAnsi="맑은 고딕" w:cs="맑은 고딕"/>
-                <w:b/>
-                <w:sz w:val="20"/>
-                <w:szCs w:val="20"/>
-                <w:lang w:val="en-US"/>
-              </w:rPr>
-              <w:t>AdminProductEdit</w:t>
-            </w:r>
-            <w:proofErr w:type="spellEnd"/>
-            <w:r>
-              <w:rPr>
-                <w:rFonts w:ascii="맑은 고딕" w:eastAsia="맑은 고딕" w:hAnsi="맑은 고딕" w:cs="맑은 고딕"/>
-                <w:b/>
-                <w:sz w:val="20"/>
-                <w:szCs w:val="20"/>
-                <w:lang w:val="en-US"/>
-              </w:rPr>
-              <w:t xml:space="preserve">: </w:t>
-            </w:r>
-            <w:proofErr w:type="spellStart"/>
-            <w:r>
-              <w:rPr>
-                <w:rFonts w:ascii="맑은 고딕" w:eastAsia="맑은 고딕" w:hAnsi="맑은 고딕" w:cs="맑은 고딕"/>
-                <w:b/>
-                <w:sz w:val="20"/>
-                <w:szCs w:val="20"/>
-                <w:lang w:val="en-US"/>
-              </w:rPr>
-              <w:t>mockApi로</w:t>
-            </w:r>
-            <w:proofErr w:type="spellEnd"/>
-            <w:r>
-              <w:rPr>
-                <w:rFonts w:ascii="맑은 고딕" w:eastAsia="맑은 고딕" w:hAnsi="맑은 고딕" w:cs="맑은 고딕"/>
-                <w:b/>
-                <w:sz w:val="20"/>
-                <w:szCs w:val="20"/>
-                <w:lang w:val="en-US"/>
-              </w:rPr>
-              <w:t xml:space="preserve"> 기존 상품 정보 로드(</w:t>
-            </w:r>
-            <w:proofErr w:type="spellStart"/>
-            <w:r>
-              <w:rPr>
-                <w:rFonts w:ascii="맑은 고딕" w:eastAsia="맑은 고딕" w:hAnsi="맑은 고딕" w:cs="맑은 고딕"/>
-                <w:b/>
-                <w:sz w:val="20"/>
-                <w:szCs w:val="20"/>
-                <w:lang w:val="en-US"/>
-              </w:rPr>
-              <w:t>fetchAdminProductById</w:t>
-            </w:r>
-            <w:proofErr w:type="spellEnd"/>
-            <w:r>
-              <w:rPr>
-                <w:rFonts w:ascii="맑은 고딕" w:eastAsia="맑은 고딕" w:hAnsi="맑은 고딕" w:cs="맑은 고딕"/>
-                <w:b/>
-                <w:sz w:val="20"/>
-                <w:szCs w:val="20"/>
-                <w:lang w:val="en-US"/>
-              </w:rPr>
-              <w:t xml:space="preserve">), </w:t>
-            </w:r>
-            <w:proofErr w:type="spellStart"/>
-            <w:r>
-              <w:rPr>
-                <w:rFonts w:ascii="맑은 고딕" w:eastAsia="맑은 고딕" w:hAnsi="맑은 고딕" w:cs="맑은 고딕"/>
-                <w:b/>
-                <w:sz w:val="20"/>
-                <w:szCs w:val="20"/>
-                <w:lang w:val="en-US"/>
-              </w:rPr>
-              <w:t>FormData를</w:t>
-            </w:r>
-            <w:proofErr w:type="spellEnd"/>
-            <w:r>
-              <w:rPr>
-                <w:rFonts w:ascii="맑은 고딕" w:eastAsia="맑은 고딕" w:hAnsi="맑은 고딕" w:cs="맑은 고딕"/>
-                <w:b/>
-                <w:sz w:val="20"/>
-                <w:szCs w:val="20"/>
-                <w:lang w:val="en-US"/>
-              </w:rPr>
-              <w:t xml:space="preserve"> 통한 상품 수정(이미지 교체/유지 분기 처리) 로직 구현 (</w:t>
-            </w:r>
-            <w:proofErr w:type="spellStart"/>
-            <w:r>
-              <w:rPr>
-                <w:rFonts w:ascii="맑은 고딕" w:eastAsia="맑은 고딕" w:hAnsi="맑은 고딕" w:cs="맑은 고딕"/>
-                <w:b/>
-                <w:sz w:val="20"/>
-                <w:szCs w:val="20"/>
-                <w:lang w:val="en-US"/>
-              </w:rPr>
-              <w:t>updateAdminProduct</w:t>
-            </w:r>
-            <w:proofErr w:type="spellEnd"/>
-            <w:r>
-              <w:rPr>
-                <w:rFonts w:ascii="맑은 고딕" w:eastAsia="맑은 고딕" w:hAnsi="맑은 고딕" w:cs="맑은 고딕"/>
-                <w:b/>
-                <w:sz w:val="20"/>
-                <w:szCs w:val="20"/>
-                <w:lang w:val="en-US"/>
-              </w:rPr>
-              <w:t>).</w:t>
+            <w:r>
+              <w:rPr>
+                <w:rFonts w:ascii="맑은 고딕" w:eastAsia="맑은 고딕" w:hAnsi="맑은 고딕" w:cs="맑은 고딕"/>
+                <w:b/>
+                <w:sz w:val="20"/>
+                <w:szCs w:val="20"/>
+                <w:lang w:val="en-US"/>
+              </w:rPr>
+              <w:t>AdminProductEdit: mockApi로 기존 상품 정보 로드(fetchAdminProductById), FormData를 통한 상품 수정(이미지 교체/유지 분기 처리) 로직 구현 (updateAdminProduct).</w:t>
             </w:r>
           </w:p>
           <w:p>
@@ -4220,49 +2758,15 @@
                 <w:lang w:val="en-US"/>
               </w:rPr>
             </w:pPr>
-            <w:proofErr w:type="spellStart"/>
-            <w:r>
-              <w:rPr>
-                <w:rFonts w:ascii="맑은 고딕" w:eastAsia="맑은 고딕" w:hAnsi="맑은 고딕" w:cs="맑은 고딕"/>
-                <w:b/>
-                <w:sz w:val="20"/>
-                <w:szCs w:val="20"/>
-                <w:lang w:val="en-US"/>
-              </w:rPr>
-              <w:t>AdminCategoryList</w:t>
-            </w:r>
-            <w:proofErr w:type="spellEnd"/>
-            <w:r>
-              <w:rPr>
-                <w:rFonts w:ascii="맑은 고딕" w:eastAsia="맑은 고딕" w:hAnsi="맑은 고딕" w:cs="맑은 고딕"/>
-                <w:b/>
-                <w:sz w:val="20"/>
-                <w:szCs w:val="20"/>
-                <w:lang w:val="en-US"/>
-              </w:rPr>
-              <w:t xml:space="preserve">: </w:t>
-            </w:r>
-            <w:proofErr w:type="spellStart"/>
-            <w:r>
-              <w:rPr>
-                <w:rFonts w:ascii="맑은 고딕" w:eastAsia="맑은 고딕" w:hAnsi="맑은 고딕" w:cs="맑은 고딕"/>
-                <w:b/>
-                <w:sz w:val="20"/>
-                <w:szCs w:val="20"/>
-                <w:lang w:val="en-US"/>
-              </w:rPr>
-              <w:t>mockApi</w:t>
-            </w:r>
-            <w:proofErr w:type="spellEnd"/>
-            <w:r>
-              <w:rPr>
-                <w:rFonts w:ascii="맑은 고딕" w:eastAsia="맑은 고딕" w:hAnsi="맑은 고딕" w:cs="맑은 고딕"/>
-                <w:b/>
-                <w:sz w:val="20"/>
-                <w:szCs w:val="20"/>
-                <w:lang w:val="en-US"/>
-              </w:rPr>
-              <w:t xml:space="preserve"> 기반 카테고리 전체 CRUD(조회, 추가, 수정, 삭제) 기능 구현.</w:t>
+            <w:r>
+              <w:rPr>
+                <w:rFonts w:ascii="맑은 고딕" w:eastAsia="맑은 고딕" w:hAnsi="맑은 고딕" w:cs="맑은 고딕"/>
+                <w:b/>
+                <w:sz w:val="20"/>
+                <w:szCs w:val="20"/>
+                <w:lang w:val="en-US"/>
+              </w:rPr>
+              <w:t>AdminCategoryList: mockApi 기반 카테고리 전체 CRUD(조회, 추가, 수정, 삭제) 기능 구현.</w:t>
             </w:r>
           </w:p>
           <w:p>
@@ -4333,137 +2837,15 @@
                 <w:lang w:val="en-US"/>
               </w:rPr>
             </w:pPr>
-            <w:proofErr w:type="spellStart"/>
-            <w:r>
-              <w:rPr>
-                <w:rFonts w:ascii="맑은 고딕" w:eastAsia="맑은 고딕" w:hAnsi="맑은 고딕" w:cs="맑은 고딕"/>
-                <w:b/>
-                <w:sz w:val="20"/>
-                <w:szCs w:val="20"/>
-                <w:lang w:val="en-US"/>
-              </w:rPr>
-              <w:t>AdminProductList.jsx</w:t>
-            </w:r>
-            <w:proofErr w:type="spellEnd"/>
-            <w:r>
-              <w:rPr>
-                <w:rFonts w:ascii="맑은 고딕" w:eastAsia="맑은 고딕" w:hAnsi="맑은 고딕" w:cs="맑은 고딕"/>
-                <w:b/>
-                <w:sz w:val="20"/>
-                <w:szCs w:val="20"/>
-                <w:lang w:val="en-US"/>
-              </w:rPr>
-              <w:t xml:space="preserve">: </w:t>
-            </w:r>
-            <w:proofErr w:type="spellStart"/>
-            <w:r>
-              <w:rPr>
-                <w:rFonts w:ascii="맑은 고딕" w:eastAsia="맑은 고딕" w:hAnsi="맑은 고딕" w:cs="맑은 고딕"/>
-                <w:b/>
-                <w:sz w:val="20"/>
-                <w:szCs w:val="20"/>
-                <w:lang w:val="en-US"/>
-              </w:rPr>
-              <w:t>mockApi를</w:t>
-            </w:r>
-            <w:proofErr w:type="spellEnd"/>
-            <w:r>
-              <w:rPr>
-                <w:rFonts w:ascii="맑은 고딕" w:eastAsia="맑은 고딕" w:hAnsi="맑은 고딕" w:cs="맑은 고딕"/>
-                <w:b/>
-                <w:sz w:val="20"/>
-                <w:szCs w:val="20"/>
-                <w:lang w:val="en-US"/>
-              </w:rPr>
-              <w:t xml:space="preserve"> 실제 </w:t>
-            </w:r>
-            <w:proofErr w:type="spellStart"/>
-            <w:r>
-              <w:rPr>
-                <w:rFonts w:ascii="맑은 고딕" w:eastAsia="맑은 고딕" w:hAnsi="맑은 고딕" w:cs="맑은 고딕"/>
-                <w:b/>
-                <w:sz w:val="20"/>
-                <w:szCs w:val="20"/>
-                <w:lang w:val="en-US"/>
-              </w:rPr>
-              <w:t>백엔드</w:t>
-            </w:r>
-            <w:proofErr w:type="spellEnd"/>
-            <w:r>
-              <w:rPr>
-                <w:rFonts w:ascii="맑은 고딕" w:eastAsia="맑은 고딕" w:hAnsi="맑은 고딕" w:cs="맑은 고딕"/>
-                <w:b/>
-                <w:sz w:val="20"/>
-                <w:szCs w:val="20"/>
-                <w:lang w:val="en-US"/>
-              </w:rPr>
-              <w:t xml:space="preserve"> API (GET /</w:t>
-            </w:r>
-            <w:proofErr w:type="spellStart"/>
-            <w:r>
-              <w:rPr>
-                <w:rFonts w:ascii="맑은 고딕" w:eastAsia="맑은 고딕" w:hAnsi="맑은 고딕" w:cs="맑은 고딕"/>
-                <w:b/>
-                <w:sz w:val="20"/>
-                <w:szCs w:val="20"/>
-                <w:lang w:val="en-US"/>
-              </w:rPr>
-              <w:t>api</w:t>
-            </w:r>
-            <w:proofErr w:type="spellEnd"/>
-            <w:r>
-              <w:rPr>
-                <w:rFonts w:ascii="맑은 고딕" w:eastAsia="맑은 고딕" w:hAnsi="맑은 고딕" w:cs="맑은 고딕"/>
-                <w:b/>
-                <w:sz w:val="20"/>
-                <w:szCs w:val="20"/>
-                <w:lang w:val="en-US"/>
-              </w:rPr>
-              <w:t>/</w:t>
-            </w:r>
-            <w:proofErr w:type="spellStart"/>
-            <w:r>
-              <w:rPr>
-                <w:rFonts w:ascii="맑은 고딕" w:eastAsia="맑은 고딕" w:hAnsi="맑은 고딕" w:cs="맑은 고딕"/>
-                <w:b/>
-                <w:sz w:val="20"/>
-                <w:szCs w:val="20"/>
-                <w:lang w:val="en-US"/>
-              </w:rPr>
-              <w:t>admin</w:t>
-            </w:r>
-            <w:proofErr w:type="spellEnd"/>
-            <w:r>
-              <w:rPr>
-                <w:rFonts w:ascii="맑은 고딕" w:eastAsia="맑은 고딕" w:hAnsi="맑은 고딕" w:cs="맑은 고딕"/>
-                <w:b/>
-                <w:sz w:val="20"/>
-                <w:szCs w:val="20"/>
-                <w:lang w:val="en-US"/>
-              </w:rPr>
-              <w:t>/</w:t>
-            </w:r>
-            <w:proofErr w:type="spellStart"/>
-            <w:r>
-              <w:rPr>
-                <w:rFonts w:ascii="맑은 고딕" w:eastAsia="맑은 고딕" w:hAnsi="맑은 고딕" w:cs="맑은 고딕"/>
-                <w:b/>
-                <w:sz w:val="20"/>
-                <w:szCs w:val="20"/>
-                <w:lang w:val="en-US"/>
-              </w:rPr>
-              <w:t>products</w:t>
-            </w:r>
-            <w:proofErr w:type="spellEnd"/>
-            <w:r>
-              <w:rPr>
-                <w:rFonts w:ascii="맑은 고딕" w:eastAsia="맑은 고딕" w:hAnsi="맑은 고딕" w:cs="맑은 고딕"/>
-                <w:b/>
-                <w:sz w:val="20"/>
-                <w:szCs w:val="20"/>
-                <w:lang w:val="en-US"/>
-              </w:rPr>
-              <w:t>) 호출로 변경.</w:t>
+            <w:r>
+              <w:rPr>
+                <w:rFonts w:ascii="맑은 고딕" w:eastAsia="맑은 고딕" w:hAnsi="맑은 고딕" w:cs="맑은 고딕"/>
+                <w:b/>
+                <w:sz w:val="20"/>
+                <w:szCs w:val="20"/>
+                <w:lang w:val="en-US"/>
+              </w:rPr>
+              <w:t>AdminProductList.jsx: mockApi를 실제 백엔드 API (GET /api/admin/products) 호출로 변경.</w:t>
             </w:r>
           </w:p>
           <w:p>
@@ -4481,93 +2863,15 @@
                 <w:lang w:val="en-US"/>
               </w:rPr>
             </w:pPr>
-            <w:proofErr w:type="spellStart"/>
-            <w:r>
-              <w:rPr>
-                <w:rFonts w:ascii="맑은 고딕" w:eastAsia="맑은 고딕" w:hAnsi="맑은 고딕" w:cs="맑은 고딕"/>
-                <w:b/>
-                <w:sz w:val="20"/>
-                <w:szCs w:val="20"/>
-                <w:lang w:val="en-US"/>
-              </w:rPr>
-              <w:t>AdminProductNew.jsx</w:t>
-            </w:r>
-            <w:proofErr w:type="spellEnd"/>
-            <w:r>
-              <w:rPr>
-                <w:rFonts w:ascii="맑은 고딕" w:eastAsia="맑은 고딕" w:hAnsi="맑은 고딕" w:cs="맑은 고딕"/>
-                <w:b/>
-                <w:sz w:val="20"/>
-                <w:szCs w:val="20"/>
-                <w:lang w:val="en-US"/>
-              </w:rPr>
-              <w:t>: '등록' 버튼 클릭 시 실제 POST /</w:t>
-            </w:r>
-            <w:proofErr w:type="spellStart"/>
-            <w:r>
-              <w:rPr>
-                <w:rFonts w:ascii="맑은 고딕" w:eastAsia="맑은 고딕" w:hAnsi="맑은 고딕" w:cs="맑은 고딕"/>
-                <w:b/>
-                <w:sz w:val="20"/>
-                <w:szCs w:val="20"/>
-                <w:lang w:val="en-US"/>
-              </w:rPr>
-              <w:t>api</w:t>
-            </w:r>
-            <w:proofErr w:type="spellEnd"/>
-            <w:r>
-              <w:rPr>
-                <w:rFonts w:ascii="맑은 고딕" w:eastAsia="맑은 고딕" w:hAnsi="맑은 고딕" w:cs="맑은 고딕"/>
-                <w:b/>
-                <w:sz w:val="20"/>
-                <w:szCs w:val="20"/>
-                <w:lang w:val="en-US"/>
-              </w:rPr>
-              <w:t>/</w:t>
-            </w:r>
-            <w:proofErr w:type="spellStart"/>
-            <w:r>
-              <w:rPr>
-                <w:rFonts w:ascii="맑은 고딕" w:eastAsia="맑은 고딕" w:hAnsi="맑은 고딕" w:cs="맑은 고딕"/>
-                <w:b/>
-                <w:sz w:val="20"/>
-                <w:szCs w:val="20"/>
-                <w:lang w:val="en-US"/>
-              </w:rPr>
-              <w:t>admin</w:t>
-            </w:r>
-            <w:proofErr w:type="spellEnd"/>
-            <w:r>
-              <w:rPr>
-                <w:rFonts w:ascii="맑은 고딕" w:eastAsia="맑은 고딕" w:hAnsi="맑은 고딕" w:cs="맑은 고딕"/>
-                <w:b/>
-                <w:sz w:val="20"/>
-                <w:szCs w:val="20"/>
-                <w:lang w:val="en-US"/>
-              </w:rPr>
-              <w:t>/</w:t>
-            </w:r>
-            <w:proofErr w:type="spellStart"/>
-            <w:r>
-              <w:rPr>
-                <w:rFonts w:ascii="맑은 고딕" w:eastAsia="맑은 고딕" w:hAnsi="맑은 고딕" w:cs="맑은 고딕"/>
-                <w:b/>
-                <w:sz w:val="20"/>
-                <w:szCs w:val="20"/>
-                <w:lang w:val="en-US"/>
-              </w:rPr>
-              <w:t>products</w:t>
-            </w:r>
-            <w:proofErr w:type="spellEnd"/>
-            <w:r>
-              <w:rPr>
-                <w:rFonts w:ascii="맑은 고딕" w:eastAsia="맑은 고딕" w:hAnsi="맑은 고딕" w:cs="맑은 고딕"/>
-                <w:b/>
-                <w:sz w:val="20"/>
-                <w:szCs w:val="20"/>
-                <w:lang w:val="en-US"/>
-              </w:rPr>
-              <w:t xml:space="preserve"> API (이미지 업로드 포함) 호출 기능 구현.</w:t>
+            <w:r>
+              <w:rPr>
+                <w:rFonts w:ascii="맑은 고딕" w:eastAsia="맑은 고딕" w:hAnsi="맑은 고딕" w:cs="맑은 고딕"/>
+                <w:b/>
+                <w:sz w:val="20"/>
+                <w:szCs w:val="20"/>
+                <w:lang w:val="en-US"/>
+              </w:rPr>
+              <w:t>AdminProductNew.jsx: '등록' 버튼 클릭 시 실제 POST /api/admin/products API (이미지 업로드 포함) 호출 기능 구현.</w:t>
             </w:r>
           </w:p>
           <w:p>
@@ -4585,115 +2889,15 @@
                 <w:lang w:val="en-US"/>
               </w:rPr>
             </w:pPr>
-            <w:proofErr w:type="spellStart"/>
-            <w:r>
-              <w:rPr>
-                <w:rFonts w:ascii="맑은 고딕" w:eastAsia="맑은 고딕" w:hAnsi="맑은 고딕" w:cs="맑은 고딕"/>
-                <w:b/>
-                <w:sz w:val="20"/>
-                <w:szCs w:val="20"/>
-                <w:lang w:val="en-US"/>
-              </w:rPr>
-              <w:t>AdminProductEdit.jsx</w:t>
-            </w:r>
-            <w:proofErr w:type="spellEnd"/>
-            <w:r>
-              <w:rPr>
-                <w:rFonts w:ascii="맑은 고딕" w:eastAsia="맑은 고딕" w:hAnsi="맑은 고딕" w:cs="맑은 고딕"/>
-                <w:b/>
-                <w:sz w:val="20"/>
-                <w:szCs w:val="20"/>
-                <w:lang w:val="en-US"/>
-              </w:rPr>
-              <w:t>: '수정 완료' 버튼 클릭 시 실제 PUT /</w:t>
-            </w:r>
-            <w:proofErr w:type="spellStart"/>
-            <w:r>
-              <w:rPr>
-                <w:rFonts w:ascii="맑은 고딕" w:eastAsia="맑은 고딕" w:hAnsi="맑은 고딕" w:cs="맑은 고딕"/>
-                <w:b/>
-                <w:sz w:val="20"/>
-                <w:szCs w:val="20"/>
-                <w:lang w:val="en-US"/>
-              </w:rPr>
-              <w:t>api</w:t>
-            </w:r>
-            <w:proofErr w:type="spellEnd"/>
-            <w:r>
-              <w:rPr>
-                <w:rFonts w:ascii="맑은 고딕" w:eastAsia="맑은 고딕" w:hAnsi="맑은 고딕" w:cs="맑은 고딕"/>
-                <w:b/>
-                <w:sz w:val="20"/>
-                <w:szCs w:val="20"/>
-                <w:lang w:val="en-US"/>
-              </w:rPr>
-              <w:t>/</w:t>
-            </w:r>
-            <w:proofErr w:type="spellStart"/>
-            <w:r>
-              <w:rPr>
-                <w:rFonts w:ascii="맑은 고딕" w:eastAsia="맑은 고딕" w:hAnsi="맑은 고딕" w:cs="맑은 고딕"/>
-                <w:b/>
-                <w:sz w:val="20"/>
-                <w:szCs w:val="20"/>
-                <w:lang w:val="en-US"/>
-              </w:rPr>
-              <w:t>admin</w:t>
-            </w:r>
-            <w:proofErr w:type="spellEnd"/>
-            <w:r>
-              <w:rPr>
-                <w:rFonts w:ascii="맑은 고딕" w:eastAsia="맑은 고딕" w:hAnsi="맑은 고딕" w:cs="맑은 고딕"/>
-                <w:b/>
-                <w:sz w:val="20"/>
-                <w:szCs w:val="20"/>
-                <w:lang w:val="en-US"/>
-              </w:rPr>
-              <w:t>/</w:t>
-            </w:r>
-            <w:proofErr w:type="spellStart"/>
-            <w:r>
-              <w:rPr>
-                <w:rFonts w:ascii="맑은 고딕" w:eastAsia="맑은 고딕" w:hAnsi="맑은 고딕" w:cs="맑은 고딕"/>
-                <w:b/>
-                <w:sz w:val="20"/>
-                <w:szCs w:val="20"/>
-                <w:lang w:val="en-US"/>
-              </w:rPr>
-              <w:t>products</w:t>
-            </w:r>
-            <w:proofErr w:type="spellEnd"/>
-            <w:r>
-              <w:rPr>
-                <w:rFonts w:ascii="맑은 고딕" w:eastAsia="맑은 고딕" w:hAnsi="맑은 고딕" w:cs="맑은 고딕"/>
-                <w:b/>
-                <w:sz w:val="20"/>
-                <w:szCs w:val="20"/>
-                <w:lang w:val="en-US"/>
-              </w:rPr>
-              <w:t>/{</w:t>
-            </w:r>
-            <w:proofErr w:type="spellStart"/>
-            <w:r>
-              <w:rPr>
-                <w:rFonts w:ascii="맑은 고딕" w:eastAsia="맑은 고딕" w:hAnsi="맑은 고딕" w:cs="맑은 고딕"/>
-                <w:b/>
-                <w:sz w:val="20"/>
-                <w:szCs w:val="20"/>
-                <w:lang w:val="en-US"/>
-              </w:rPr>
-              <w:t>productId</w:t>
-            </w:r>
-            <w:proofErr w:type="spellEnd"/>
-            <w:r>
-              <w:rPr>
-                <w:rFonts w:ascii="맑은 고딕" w:eastAsia="맑은 고딕" w:hAnsi="맑은 고딕" w:cs="맑은 고딕"/>
-                <w:b/>
-                <w:sz w:val="20"/>
-                <w:szCs w:val="20"/>
-                <w:lang w:val="en-US"/>
-              </w:rPr>
-              <w:t>} API 호출 기능 구현.</w:t>
+            <w:r>
+              <w:rPr>
+                <w:rFonts w:ascii="맑은 고딕" w:eastAsia="맑은 고딕" w:hAnsi="맑은 고딕" w:cs="맑은 고딕"/>
+                <w:b/>
+                <w:sz w:val="20"/>
+                <w:szCs w:val="20"/>
+                <w:lang w:val="en-US"/>
+              </w:rPr>
+              <w:t>AdminProductEdit.jsx: '수정 완료' 버튼 클릭 시 실제 PUT /api/admin/products/{productId} API 호출 기능 구현.</w:t>
             </w:r>
           </w:p>
           <w:p>
@@ -4711,115 +2915,15 @@
                 <w:lang w:val="en-US"/>
               </w:rPr>
             </w:pPr>
-            <w:proofErr w:type="spellStart"/>
-            <w:r>
-              <w:rPr>
-                <w:rFonts w:ascii="맑은 고딕" w:eastAsia="맑은 고딕" w:hAnsi="맑은 고딕" w:cs="맑은 고딕"/>
-                <w:b/>
-                <w:sz w:val="20"/>
-                <w:szCs w:val="20"/>
-                <w:lang w:val="en-US"/>
-              </w:rPr>
-              <w:t>AdminProductList.jsx</w:t>
-            </w:r>
-            <w:proofErr w:type="spellEnd"/>
-            <w:r>
-              <w:rPr>
-                <w:rFonts w:ascii="맑은 고딕" w:eastAsia="맑은 고딕" w:hAnsi="맑은 고딕" w:cs="맑은 고딕"/>
-                <w:b/>
-                <w:sz w:val="20"/>
-                <w:szCs w:val="20"/>
-                <w:lang w:val="en-US"/>
-              </w:rPr>
-              <w:t>: '삭제' 버튼 클릭 시 실제 DELETE /</w:t>
-            </w:r>
-            <w:proofErr w:type="spellStart"/>
-            <w:r>
-              <w:rPr>
-                <w:rFonts w:ascii="맑은 고딕" w:eastAsia="맑은 고딕" w:hAnsi="맑은 고딕" w:cs="맑은 고딕"/>
-                <w:b/>
-                <w:sz w:val="20"/>
-                <w:szCs w:val="20"/>
-                <w:lang w:val="en-US"/>
-              </w:rPr>
-              <w:t>api</w:t>
-            </w:r>
-            <w:proofErr w:type="spellEnd"/>
-            <w:r>
-              <w:rPr>
-                <w:rFonts w:ascii="맑은 고딕" w:eastAsia="맑은 고딕" w:hAnsi="맑은 고딕" w:cs="맑은 고딕"/>
-                <w:b/>
-                <w:sz w:val="20"/>
-                <w:szCs w:val="20"/>
-                <w:lang w:val="en-US"/>
-              </w:rPr>
-              <w:t>/</w:t>
-            </w:r>
-            <w:proofErr w:type="spellStart"/>
-            <w:r>
-              <w:rPr>
-                <w:rFonts w:ascii="맑은 고딕" w:eastAsia="맑은 고딕" w:hAnsi="맑은 고딕" w:cs="맑은 고딕"/>
-                <w:b/>
-                <w:sz w:val="20"/>
-                <w:szCs w:val="20"/>
-                <w:lang w:val="en-US"/>
-              </w:rPr>
-              <w:t>admin</w:t>
-            </w:r>
-            <w:proofErr w:type="spellEnd"/>
-            <w:r>
-              <w:rPr>
-                <w:rFonts w:ascii="맑은 고딕" w:eastAsia="맑은 고딕" w:hAnsi="맑은 고딕" w:cs="맑은 고딕"/>
-                <w:b/>
-                <w:sz w:val="20"/>
-                <w:szCs w:val="20"/>
-                <w:lang w:val="en-US"/>
-              </w:rPr>
-              <w:t>/</w:t>
-            </w:r>
-            <w:proofErr w:type="spellStart"/>
-            <w:r>
-              <w:rPr>
-                <w:rFonts w:ascii="맑은 고딕" w:eastAsia="맑은 고딕" w:hAnsi="맑은 고딕" w:cs="맑은 고딕"/>
-                <w:b/>
-                <w:sz w:val="20"/>
-                <w:szCs w:val="20"/>
-                <w:lang w:val="en-US"/>
-              </w:rPr>
-              <w:t>products</w:t>
-            </w:r>
-            <w:proofErr w:type="spellEnd"/>
-            <w:r>
-              <w:rPr>
-                <w:rFonts w:ascii="맑은 고딕" w:eastAsia="맑은 고딕" w:hAnsi="맑은 고딕" w:cs="맑은 고딕"/>
-                <w:b/>
-                <w:sz w:val="20"/>
-                <w:szCs w:val="20"/>
-                <w:lang w:val="en-US"/>
-              </w:rPr>
-              <w:t>/{</w:t>
-            </w:r>
-            <w:proofErr w:type="spellStart"/>
-            <w:r>
-              <w:rPr>
-                <w:rFonts w:ascii="맑은 고딕" w:eastAsia="맑은 고딕" w:hAnsi="맑은 고딕" w:cs="맑은 고딕"/>
-                <w:b/>
-                <w:sz w:val="20"/>
-                <w:szCs w:val="20"/>
-                <w:lang w:val="en-US"/>
-              </w:rPr>
-              <w:t>productId</w:t>
-            </w:r>
-            <w:proofErr w:type="spellEnd"/>
-            <w:r>
-              <w:rPr>
-                <w:rFonts w:ascii="맑은 고딕" w:eastAsia="맑은 고딕" w:hAnsi="맑은 고딕" w:cs="맑은 고딕"/>
-                <w:b/>
-                <w:sz w:val="20"/>
-                <w:szCs w:val="20"/>
-                <w:lang w:val="en-US"/>
-              </w:rPr>
-              <w:t>} API 호출 기능 구현.</w:t>
+            <w:r>
+              <w:rPr>
+                <w:rFonts w:ascii="맑은 고딕" w:eastAsia="맑은 고딕" w:hAnsi="맑은 고딕" w:cs="맑은 고딕"/>
+                <w:b/>
+                <w:sz w:val="20"/>
+                <w:szCs w:val="20"/>
+                <w:lang w:val="en-US"/>
+              </w:rPr>
+              <w:t>AdminProductList.jsx: '삭제' 버튼 클릭 시 실제 DELETE /api/admin/products/{productId} API 호출 기능 구현.</w:t>
             </w:r>
           </w:p>
           <w:p>
@@ -4837,159 +2941,15 @@
                 <w:lang w:val="en-US"/>
               </w:rPr>
             </w:pPr>
-            <w:proofErr w:type="spellStart"/>
-            <w:r>
-              <w:rPr>
-                <w:rFonts w:ascii="맑은 고딕" w:eastAsia="맑은 고딕" w:hAnsi="맑은 고딕" w:cs="맑은 고딕"/>
-                <w:b/>
-                <w:sz w:val="20"/>
-                <w:szCs w:val="20"/>
-                <w:lang w:val="en-US"/>
-              </w:rPr>
-              <w:t>AdminCategoryList.jsx</w:t>
-            </w:r>
-            <w:proofErr w:type="spellEnd"/>
-            <w:r>
-              <w:rPr>
-                <w:rFonts w:ascii="맑은 고딕" w:eastAsia="맑은 고딕" w:hAnsi="맑은 고딕" w:cs="맑은 고딕"/>
-                <w:b/>
-                <w:sz w:val="20"/>
-                <w:szCs w:val="20"/>
-                <w:lang w:val="en-US"/>
-              </w:rPr>
-              <w:t xml:space="preserve">: 카테고리 </w:t>
-            </w:r>
-            <w:proofErr w:type="spellStart"/>
-            <w:r>
-              <w:rPr>
-                <w:rFonts w:ascii="맑은 고딕" w:eastAsia="맑은 고딕" w:hAnsi="맑은 고딕" w:cs="맑은 고딕"/>
-                <w:b/>
-                <w:sz w:val="20"/>
-                <w:szCs w:val="20"/>
-                <w:lang w:val="en-US"/>
-              </w:rPr>
-              <w:t>CRUD를</w:t>
-            </w:r>
-            <w:proofErr w:type="spellEnd"/>
-            <w:r>
-              <w:rPr>
-                <w:rFonts w:ascii="맑은 고딕" w:eastAsia="맑은 고딕" w:hAnsi="맑은 고딕" w:cs="맑은 고딕"/>
-                <w:b/>
-                <w:sz w:val="20"/>
-                <w:szCs w:val="20"/>
-                <w:lang w:val="en-US"/>
-              </w:rPr>
-              <w:t xml:space="preserve"> </w:t>
-            </w:r>
-            <w:proofErr w:type="spellStart"/>
-            <w:r>
-              <w:rPr>
-                <w:rFonts w:ascii="맑은 고딕" w:eastAsia="맑은 고딕" w:hAnsi="맑은 고딕" w:cs="맑은 고딕"/>
-                <w:b/>
-                <w:sz w:val="20"/>
-                <w:szCs w:val="20"/>
-                <w:lang w:val="en-US"/>
-              </w:rPr>
-              <w:t>mockApi에서</w:t>
-            </w:r>
-            <w:proofErr w:type="spellEnd"/>
-            <w:r>
-              <w:rPr>
-                <w:rFonts w:ascii="맑은 고딕" w:eastAsia="맑은 고딕" w:hAnsi="맑은 고딕" w:cs="맑은 고딕"/>
-                <w:b/>
-                <w:sz w:val="20"/>
-                <w:szCs w:val="20"/>
-                <w:lang w:val="en-US"/>
-              </w:rPr>
-              <w:t xml:space="preserve"> 실제 </w:t>
-            </w:r>
-            <w:proofErr w:type="spellStart"/>
-            <w:r>
-              <w:rPr>
-                <w:rFonts w:ascii="맑은 고딕" w:eastAsia="맑은 고딕" w:hAnsi="맑은 고딕" w:cs="맑은 고딕"/>
-                <w:b/>
-                <w:sz w:val="20"/>
-                <w:szCs w:val="20"/>
-                <w:lang w:val="en-US"/>
-              </w:rPr>
-              <w:t>백엔드</w:t>
-            </w:r>
-            <w:proofErr w:type="spellEnd"/>
-            <w:r>
-              <w:rPr>
-                <w:rFonts w:ascii="맑은 고딕" w:eastAsia="맑은 고딕" w:hAnsi="맑은 고딕" w:cs="맑은 고딕"/>
-                <w:b/>
-                <w:sz w:val="20"/>
-                <w:szCs w:val="20"/>
-                <w:lang w:val="en-US"/>
-              </w:rPr>
-              <w:t xml:space="preserve"> API (GET/POST/PUT/DELETE /</w:t>
-            </w:r>
-            <w:proofErr w:type="spellStart"/>
-            <w:r>
-              <w:rPr>
-                <w:rFonts w:ascii="맑은 고딕" w:eastAsia="맑은 고딕" w:hAnsi="맑은 고딕" w:cs="맑은 고딕"/>
-                <w:b/>
-                <w:sz w:val="20"/>
-                <w:szCs w:val="20"/>
-                <w:lang w:val="en-US"/>
-              </w:rPr>
-              <w:t>api</w:t>
-            </w:r>
-            <w:proofErr w:type="spellEnd"/>
-            <w:r>
-              <w:rPr>
-                <w:rFonts w:ascii="맑은 고딕" w:eastAsia="맑은 고딕" w:hAnsi="맑은 고딕" w:cs="맑은 고딕"/>
-                <w:b/>
-                <w:sz w:val="20"/>
-                <w:szCs w:val="20"/>
-                <w:lang w:val="en-US"/>
-              </w:rPr>
-              <w:t>/</w:t>
-            </w:r>
-            <w:proofErr w:type="spellStart"/>
-            <w:r>
-              <w:rPr>
-                <w:rFonts w:ascii="맑은 고딕" w:eastAsia="맑은 고딕" w:hAnsi="맑은 고딕" w:cs="맑은 고딕"/>
-                <w:b/>
-                <w:sz w:val="20"/>
-                <w:szCs w:val="20"/>
-                <w:lang w:val="en-US"/>
-              </w:rPr>
-              <w:t>admin</w:t>
-            </w:r>
-            <w:proofErr w:type="spellEnd"/>
-            <w:r>
-              <w:rPr>
-                <w:rFonts w:ascii="맑은 고딕" w:eastAsia="맑은 고딕" w:hAnsi="맑은 고딕" w:cs="맑은 고딕"/>
-                <w:b/>
-                <w:sz w:val="20"/>
-                <w:szCs w:val="20"/>
-                <w:lang w:val="en-US"/>
-              </w:rPr>
-              <w:t>/</w:t>
-            </w:r>
-            <w:proofErr w:type="spellStart"/>
-            <w:r>
-              <w:rPr>
-                <w:rFonts w:ascii="맑은 고딕" w:eastAsia="맑은 고딕" w:hAnsi="맑은 고딕" w:cs="맑은 고딕"/>
-                <w:b/>
-                <w:sz w:val="20"/>
-                <w:szCs w:val="20"/>
-                <w:lang w:val="en-US"/>
-              </w:rPr>
-              <w:t>categories</w:t>
-            </w:r>
-            <w:proofErr w:type="spellEnd"/>
-            <w:r>
-              <w:rPr>
-                <w:rFonts w:ascii="맑은 고딕" w:eastAsia="맑은 고딕" w:hAnsi="맑은 고딕" w:cs="맑은 고딕"/>
-                <w:b/>
-                <w:sz w:val="20"/>
-                <w:szCs w:val="20"/>
-                <w:lang w:val="en-US"/>
-              </w:rPr>
-              <w:t>)로 교체.</w:t>
+            <w:r>
+              <w:rPr>
+                <w:rFonts w:ascii="맑은 고딕" w:eastAsia="맑은 고딕" w:hAnsi="맑은 고딕" w:cs="맑은 고딕"/>
+                <w:b/>
+                <w:sz w:val="20"/>
+                <w:szCs w:val="20"/>
+                <w:lang w:val="en-US"/>
+              </w:rPr>
+              <w:t>AdminCategoryList.jsx: 카테고리 CRUD를 mockApi에서 실제 백엔드 API (GET/POST/PUT/DELETE /api/admin/categories)로 교체.</w:t>
             </w:r>
           </w:p>
           <w:p>
@@ -5050,7 +3010,6 @@
                 <w:szCs w:val="20"/>
               </w:rPr>
             </w:pPr>
-            <w:proofErr w:type="spellStart"/>
             <w:r>
               <w:rPr>
                 <w:rFonts w:ascii="맑은 고딕" w:eastAsia="맑은 고딕" w:hAnsi="맑은 고딕" w:cs="맑은 고딕" w:hint="eastAsia"/>
@@ -5060,7 +3019,6 @@
               </w:rPr>
               <w:t>추현민</w:t>
             </w:r>
-            <w:proofErr w:type="spellEnd"/>
           </w:p>
         </w:tc>
         <w:tc>
@@ -5194,44 +3152,22 @@
             <w:pPr>
               <w:spacing w:before="240" w:after="240"/>
               <w:rPr>
-                <w:rFonts w:ascii="맑은 고딕" w:eastAsia="맑은 고딕" w:hAnsi="맑은 고딕" w:cs="맑은 고딕" w:hint="eastAsia"/>
-                <w:b/>
-                <w:sz w:val="20"/>
-                <w:szCs w:val="20"/>
-                <w:lang w:val="en-US"/>
-              </w:rPr>
-            </w:pPr>
-            <w:r>
-              <w:rPr>
-                <w:rFonts w:ascii="맑은 고딕" w:eastAsia="맑은 고딕" w:hAnsi="맑은 고딕" w:cs="맑은 고딕"/>
-                <w:b/>
-                <w:sz w:val="20"/>
-                <w:szCs w:val="20"/>
-                <w:lang w:val="en-US"/>
-              </w:rPr>
-              <w:t xml:space="preserve">[BE]JWT 인증 필요한 API 요청 </w:t>
-            </w:r>
-            <w:proofErr w:type="spellStart"/>
-            <w:r>
-              <w:rPr>
-                <w:rFonts w:ascii="맑은 고딕" w:eastAsia="맑은 고딕" w:hAnsi="맑은 고딕" w:cs="맑은 고딕"/>
-                <w:b/>
-                <w:sz w:val="20"/>
-                <w:szCs w:val="20"/>
-                <w:lang w:val="en-US"/>
-              </w:rPr>
-              <w:t>유틸</w:t>
-            </w:r>
-            <w:proofErr w:type="spellEnd"/>
-            <w:r>
-              <w:rPr>
-                <w:rFonts w:ascii="맑은 고딕" w:eastAsia="맑은 고딕" w:hAnsi="맑은 고딕" w:cs="맑은 고딕"/>
-                <w:b/>
-                <w:sz w:val="20"/>
-                <w:szCs w:val="20"/>
-                <w:lang w:val="en-US"/>
-              </w:rPr>
-              <w:t xml:space="preserve"> 처리</w:t>
+                <w:rFonts w:ascii="맑은 고딕" w:eastAsia="맑은 고딕" w:hAnsi="맑은 고딕" w:cs="맑은 고딕"/>
+                <w:b/>
+                <w:sz w:val="20"/>
+                <w:szCs w:val="20"/>
+                <w:lang w:val="en-US"/>
+              </w:rPr>
+            </w:pPr>
+            <w:r>
+              <w:rPr>
+                <w:rFonts w:ascii="맑은 고딕" w:eastAsia="맑은 고딕" w:hAnsi="맑은 고딕" w:cs="맑은 고딕"/>
+                <w:b/>
+                <w:sz w:val="20"/>
+                <w:szCs w:val="20"/>
+                <w:lang w:val="en-US"/>
+              </w:rPr>
+              <w:t>[BE]JWT 인증 필요한 API 요청 유틸 처리</w:t>
             </w:r>
           </w:p>
         </w:tc>
@@ -5315,29 +3251,7 @@
                 <w:szCs w:val="20"/>
                 <w:lang w:val="en-US"/>
               </w:rPr>
-              <w:t>[BE]</w:t>
-            </w:r>
-            <w:proofErr w:type="spellStart"/>
-            <w:r>
-              <w:rPr>
-                <w:rFonts w:ascii="맑은 고딕" w:eastAsia="맑은 고딕" w:hAnsi="맑은 고딕" w:cs="맑은 고딕"/>
-                <w:b/>
-                <w:sz w:val="20"/>
-                <w:szCs w:val="20"/>
-                <w:lang w:val="en-US"/>
-              </w:rPr>
-              <w:t>소셜로그인</w:t>
-            </w:r>
-            <w:proofErr w:type="spellEnd"/>
-            <w:r>
-              <w:rPr>
-                <w:rFonts w:ascii="맑은 고딕" w:eastAsia="맑은 고딕" w:hAnsi="맑은 고딕" w:cs="맑은 고딕"/>
-                <w:b/>
-                <w:sz w:val="20"/>
-                <w:szCs w:val="20"/>
-                <w:lang w:val="en-US"/>
-              </w:rPr>
-              <w:t xml:space="preserve"> 마무리 작업</w:t>
+              <w:t>[BE]소셜로그인 마무리 작업</w:t>
             </w:r>
           </w:p>
           <w:p>
@@ -5531,7 +3445,7 @@
             <w:pPr>
               <w:spacing w:before="240" w:after="240"/>
               <w:rPr>
-                <w:rFonts w:ascii="맑은 고딕" w:eastAsia="맑은 고딕" w:hAnsi="맑은 고딕" w:cs="맑은 고딕" w:hint="eastAsia"/>
+                <w:rFonts w:ascii="맑은 고딕" w:eastAsia="맑은 고딕" w:hAnsi="맑은 고딕" w:cs="맑은 고딕"/>
                 <w:b/>
               </w:rPr>
             </w:pPr>
@@ -5646,6 +3560,29 @@
                 <w:b/>
               </w:rPr>
             </w:pPr>
+            <w:r>
+              <w:rPr>
+                <w:rFonts w:ascii="맑은 고딕" w:eastAsia="맑은 고딕" w:hAnsi="맑은 고딕" w:cs="맑은 고딕" w:hint="eastAsia"/>
+                <w:b/>
+              </w:rPr>
+              <w:t>프론트를 진행할때는 backend와 결합을 생각해서 진행해야 합니다 일정 주기로 api 테스트를 진행하시기 바랍니다</w:t>
+            </w:r>
+          </w:p>
+          <w:p>
+            <w:pPr>
+              <w:spacing w:before="240" w:after="240"/>
+              <w:rPr>
+                <w:rFonts w:ascii="맑은 고딕" w:eastAsia="맑은 고딕" w:hAnsi="맑은 고딕" w:cs="맑은 고딕" w:hint="eastAsia"/>
+                <w:b/>
+              </w:rPr>
+            </w:pPr>
+            <w:r>
+              <w:rPr>
+                <w:rFonts w:ascii="맑은 고딕" w:eastAsia="맑은 고딕" w:hAnsi="맑은 고딕" w:cs="맑은 고딕" w:hint="eastAsia"/>
+                <w:b/>
+              </w:rPr>
+              <w:t>wbs와 작업내용을 동기화 해 주세요</w:t>
+            </w:r>
           </w:p>
         </w:tc>
       </w:tr>
@@ -10344,6 +8281,7 @@
   <w:style w:type="character" w:default="1" w:styleId="a0">
     <w:name w:val="Default Paragraph Font"/>
     <w:uiPriority w:val="1"/>
+    <w:semiHidden/>
     <w:unhideWhenUsed/>
   </w:style>
   <w:style w:type="table" w:default="1" w:styleId="a1">
